--- a/docx/03-direccionamiento-ip/boletin-U03-avanzado.docx
+++ b/docx/03-direccionamiento-ip/boletin-U03-avanzado.docx
@@ -15,6 +15,9 @@
             <w:pStyle w:val="TOCHeading"/>
           </w:pPr>
           <w:r>
+            <w:rPr>
+              <w:lang w:val="es-ES"/>
+            </w:rPr>
             <w:t xml:space="preserve">Table of Contents</w:t>
           </w:r>
         </w:p>
@@ -34,6 +37,9 @@
         <w:pStyle w:val="Heading1"/>
       </w:pPr>
       <w:r>
+        <w:rPr>
+          <w:lang w:val="es-ES"/>
+        </w:rPr>
         <w:t xml:space="preserve">Boletín UD3 — Avanzado</w:t>
       </w:r>
     </w:p>
@@ -44,6 +50,9 @@
         <w:pStyle w:val="Heading1"/>
       </w:pPr>
       <w:r>
+        <w:rPr>
+          <w:lang w:val="es-ES"/>
+        </w:rPr>
         <w:t xml:space="preserve">📝 Boletín UD3 — Avanzado</w:t>
       </w:r>
     </w:p>
@@ -52,6 +61,9 @@
         <w:pStyle w:val="BlockText"/>
       </w:pPr>
       <w:r>
+        <w:rPr>
+          <w:lang w:val="es-ES"/>
+        </w:rPr>
         <w:t xml:space="preserve">Ejercicios que requieren aplicar subnetting, VLSM, DHCP, cabecera IPv4, ARP y fragmentación de forma más profunda.</w:t>
       </w:r>
     </w:p>
@@ -68,6 +80,9 @@
         <w:pStyle w:val="Heading2"/>
       </w:pPr>
       <w:r>
+        <w:rPr>
+          <w:lang w:val="es-ES"/>
+        </w:rPr>
         <w:t xml:space="preserve">1. Diseño VLSM</w:t>
       </w:r>
     </w:p>
@@ -76,19 +91,29 @@
         <w:pStyle w:val="FirstParagraph"/>
       </w:pPr>
       <w:r>
+        <w:rPr>
+          <w:lang w:val="es-ES"/>
+        </w:rPr>
         <w:t xml:space="preserve">Te dan la red</w:t>
       </w:r>
       <w:r>
+        <w:rPr>
+          <w:lang w:val="es-ES"/>
+        </w:rPr>
         <w:t xml:space="preserve"> </w:t>
       </w:r>
       <w:r>
         <w:rPr>
           <w:b/>
           <w:bCs/>
+          <w:lang w:val="es-ES"/>
         </w:rPr>
         <w:t xml:space="preserve">172.16.0.0/24</w:t>
       </w:r>
       <w:r>
+        <w:rPr>
+          <w:lang w:val="es-ES"/>
+        </w:rPr>
         <w:t xml:space="preserve">. Debes diseñar el direccionamiento para:</w:t>
       </w:r>
     </w:p>
@@ -104,13 +129,20 @@
         <w:rPr>
           <w:b/>
           <w:bCs/>
+          <w:lang w:val="es-ES"/>
         </w:rPr>
         <w:t xml:space="preserve">Producción:</w:t>
       </w:r>
       <w:r>
-        <w:t xml:space="preserve"> </w:t>
-      </w:r>
-      <w:r>
+        <w:rPr>
+          <w:lang w:val="es-ES"/>
+        </w:rPr>
+        <w:t xml:space="preserve"> </w:t>
+      </w:r>
+      <w:r>
+        <w:rPr>
+          <w:lang w:val="es-ES"/>
+        </w:rPr>
         <w:t xml:space="preserve">60 hosts</w:t>
       </w:r>
     </w:p>
@@ -126,13 +158,20 @@
         <w:rPr>
           <w:b/>
           <w:bCs/>
+          <w:lang w:val="es-ES"/>
         </w:rPr>
         <w:t xml:space="preserve">Desarrollo:</w:t>
       </w:r>
       <w:r>
-        <w:t xml:space="preserve"> </w:t>
-      </w:r>
-      <w:r>
+        <w:rPr>
+          <w:lang w:val="es-ES"/>
+        </w:rPr>
+        <w:t xml:space="preserve"> </w:t>
+      </w:r>
+      <w:r>
+        <w:rPr>
+          <w:lang w:val="es-ES"/>
+        </w:rPr>
         <w:t xml:space="preserve">30 hosts</w:t>
       </w:r>
     </w:p>
@@ -148,13 +187,20 @@
         <w:rPr>
           <w:b/>
           <w:bCs/>
+          <w:lang w:val="es-ES"/>
         </w:rPr>
         <w:t xml:space="preserve">Testing:</w:t>
       </w:r>
       <w:r>
-        <w:t xml:space="preserve"> </w:t>
-      </w:r>
-      <w:r>
+        <w:rPr>
+          <w:lang w:val="es-ES"/>
+        </w:rPr>
+        <w:t xml:space="preserve"> </w:t>
+      </w:r>
+      <w:r>
+        <w:rPr>
+          <w:lang w:val="es-ES"/>
+        </w:rPr>
         <w:t xml:space="preserve">10 hosts</w:t>
       </w:r>
     </w:p>
@@ -170,13 +216,20 @@
         <w:rPr>
           <w:b/>
           <w:bCs/>
+          <w:lang w:val="es-ES"/>
         </w:rPr>
         <w:t xml:space="preserve">Enlaces WAN:</w:t>
       </w:r>
       <w:r>
-        <w:t xml:space="preserve"> </w:t>
-      </w:r>
-      <w:r>
+        <w:rPr>
+          <w:lang w:val="es-ES"/>
+        </w:rPr>
+        <w:t xml:space="preserve"> </w:t>
+      </w:r>
+      <w:r>
+        <w:rPr>
+          <w:lang w:val="es-ES"/>
+        </w:rPr>
         <w:t xml:space="preserve">3 enlaces punto a punto (2 IPs cada uno)</w:t>
       </w:r>
     </w:p>
@@ -189,6 +242,9 @@
         </w:numPr>
       </w:pPr>
       <w:r>
+        <w:rPr>
+          <w:lang w:val="es-ES"/>
+        </w:rPr>
         <w:t xml:space="preserve">Diseña el VLSM con el mínimo desperdicio de direcciones.</w:t>
       </w:r>
     </w:p>
@@ -201,6 +257,9 @@
         </w:numPr>
       </w:pPr>
       <w:r>
+        <w:rPr>
+          <w:lang w:val="es-ES"/>
+        </w:rPr>
         <w:t xml:space="preserve">Indica la red, máscara, rango de hosts y broadcast para cada subred.</w:t>
       </w:r>
     </w:p>
@@ -213,6 +272,9 @@
         </w:numPr>
       </w:pPr>
       <w:r>
+        <w:rPr>
+          <w:lang w:val="es-ES"/>
+        </w:rPr>
         <w:t xml:space="preserve">¿Cuántas IPs sobran?</w:t>
       </w:r>
     </w:p>
@@ -224,13 +286,20 @@
         <w:rPr>
           <w:b/>
           <w:bCs/>
+          <w:lang w:val="es-ES"/>
         </w:rPr>
         <w:t xml:space="preserve">Pista:</w:t>
       </w:r>
       <w:r>
-        <w:t xml:space="preserve"> </w:t>
-      </w:r>
-      <w:r>
+        <w:rPr>
+          <w:lang w:val="es-ES"/>
+        </w:rPr>
+        <w:t xml:space="preserve"> </w:t>
+      </w:r>
+      <w:r>
+        <w:rPr>
+          <w:lang w:val="es-ES"/>
+        </w:rPr>
         <w:t xml:space="preserve">Ordena de mayor a menor necesidad. Recuerda que los enlaces /30 solo necesitan 2 hosts.</w:t>
       </w:r>
     </w:p>
@@ -241,6 +310,9 @@
         <w:pStyle w:val="Heading2"/>
       </w:pPr>
       <w:r>
+        <w:rPr>
+          <w:lang w:val="es-ES"/>
+        </w:rPr>
         <w:t xml:space="preserve">2. Diagnóstico DHCP</w:t>
       </w:r>
     </w:p>
@@ -249,6 +321,9 @@
         <w:pStyle w:val="FirstParagraph"/>
       </w:pPr>
       <w:r>
+        <w:rPr>
+          <w:lang w:val="es-ES"/>
+        </w:rPr>
         <w:t xml:space="preserve">Un usuario no puede conectarse a Internet. Su configuración IP es:</w:t>
       </w:r>
     </w:p>
@@ -259,6 +334,7 @@
       <w:r>
         <w:rPr>
           <w:rStyle w:val="VerbatimChar"/>
+          <w:lang w:val="es-ES"/>
         </w:rPr>
         <w:t xml:space="preserve">IPv4: 169.254.15.33</w:t>
       </w:r>
@@ -268,6 +344,7 @@
       <w:r>
         <w:rPr>
           <w:rStyle w:val="VerbatimChar"/>
+          <w:lang w:val="es-ES"/>
         </w:rPr>
         <w:t xml:space="preserve">Máscara: 255.255.0.0</w:t>
       </w:r>
@@ -277,6 +354,7 @@
       <w:r>
         <w:rPr>
           <w:rStyle w:val="VerbatimChar"/>
+          <w:lang w:val="es-ES"/>
         </w:rPr>
         <w:t xml:space="preserve">Gateway: (vacío)</w:t>
       </w:r>
@@ -286,6 +364,7 @@
       <w:r>
         <w:rPr>
           <w:rStyle w:val="VerbatimChar"/>
+          <w:lang w:val="es-ES"/>
         </w:rPr>
         <w:t xml:space="preserve">DNS: (vacío)</w:t>
       </w:r>
@@ -299,6 +378,9 @@
         </w:numPr>
       </w:pPr>
       <w:r>
+        <w:rPr>
+          <w:lang w:val="es-ES"/>
+        </w:rPr>
         <w:t xml:space="preserve">¿Qué tipo de dirección es 169.254.15.33?</w:t>
       </w:r>
     </w:p>
@@ -311,6 +393,9 @@
         </w:numPr>
       </w:pPr>
       <w:r>
+        <w:rPr>
+          <w:lang w:val="es-ES"/>
+        </w:rPr>
         <w:t xml:space="preserve">¿Por qué tiene esa IP?</w:t>
       </w:r>
     </w:p>
@@ -323,6 +408,9 @@
         </w:numPr>
       </w:pPr>
       <w:r>
+        <w:rPr>
+          <w:lang w:val="es-ES"/>
+        </w:rPr>
         <w:t xml:space="preserve">¿Qué solución propones?</w:t>
       </w:r>
     </w:p>
@@ -334,13 +422,20 @@
         <w:rPr>
           <w:b/>
           <w:bCs/>
+          <w:lang w:val="es-ES"/>
         </w:rPr>
         <w:t xml:space="preserve">Pista:</w:t>
       </w:r>
       <w:r>
-        <w:t xml:space="preserve"> </w:t>
-      </w:r>
-      <w:r>
+        <w:rPr>
+          <w:lang w:val="es-ES"/>
+        </w:rPr>
+        <w:t xml:space="preserve"> </w:t>
+      </w:r>
+      <w:r>
+        <w:rPr>
+          <w:lang w:val="es-ES"/>
+        </w:rPr>
         <w:t xml:space="preserve">169.254.0.0/16 es APIPA (Automatic Private IP Addressing). Windows asigna esta IP cuando el servidor DHCP no responde.</w:t>
       </w:r>
     </w:p>
@@ -351,6 +446,9 @@
         <w:pStyle w:val="Heading2"/>
       </w:pPr>
       <w:r>
+        <w:rPr>
+          <w:lang w:val="es-ES"/>
+        </w:rPr>
         <w:t xml:space="preserve">3. Subnetting binario</w:t>
       </w:r>
     </w:p>
@@ -359,6 +457,9 @@
         <w:pStyle w:val="FirstParagraph"/>
       </w:pPr>
       <w:r>
+        <w:rPr>
+          <w:lang w:val="es-ES"/>
+        </w:rPr>
         <w:t xml:space="preserve">Dada la IP 200.100.50.30 con máscara 255.255.255.224 (/27):</w:t>
       </w:r>
     </w:p>
@@ -371,6 +472,9 @@
         </w:numPr>
       </w:pPr>
       <w:r>
+        <w:rPr>
+          <w:lang w:val="es-ES"/>
+        </w:rPr>
         <w:t xml:space="preserve">Escribe la IP y la máscara en binario</w:t>
       </w:r>
     </w:p>
@@ -383,6 +487,9 @@
         </w:numPr>
       </w:pPr>
       <w:r>
+        <w:rPr>
+          <w:lang w:val="es-ES"/>
+        </w:rPr>
         <w:t xml:space="preserve">Calcula la dirección de red (AND)</w:t>
       </w:r>
     </w:p>
@@ -395,6 +502,9 @@
         </w:numPr>
       </w:pPr>
       <w:r>
+        <w:rPr>
+          <w:lang w:val="es-ES"/>
+        </w:rPr>
         <w:t xml:space="preserve">¿Cuál es la dirección de broadcast?</w:t>
       </w:r>
     </w:p>
@@ -407,6 +517,9 @@
         </w:numPr>
       </w:pPr>
       <w:r>
+        <w:rPr>
+          <w:lang w:val="es-ES"/>
+        </w:rPr>
         <w:t xml:space="preserve">¿Cuántos hosts útiles tiene esta subred?</w:t>
       </w:r>
     </w:p>
@@ -419,6 +532,9 @@
         </w:numPr>
       </w:pPr>
       <w:r>
+        <w:rPr>
+          <w:lang w:val="es-ES"/>
+        </w:rPr>
         <w:t xml:space="preserve">¿La IP 200.100.50.62 está en la misma subred? ¿Por qué?</w:t>
       </w:r>
     </w:p>
@@ -429,6 +545,9 @@
         <w:pStyle w:val="Heading2"/>
       </w:pPr>
       <w:r>
+        <w:rPr>
+          <w:lang w:val="es-ES"/>
+        </w:rPr>
         <w:t xml:space="preserve">4. Resumen de subredes</w:t>
       </w:r>
     </w:p>
@@ -437,6 +556,9 @@
         <w:pStyle w:val="FirstParagraph"/>
       </w:pPr>
       <w:r>
+        <w:rPr>
+          <w:lang w:val="es-ES"/>
+        </w:rPr>
         <w:t xml:space="preserve">Tienes 10.0.0.0/16. Necesitas crear 8 subredes del mismo tamaño.</w:t>
       </w:r>
     </w:p>
@@ -449,6 +571,9 @@
         </w:numPr>
       </w:pPr>
       <w:r>
+        <w:rPr>
+          <w:lang w:val="es-ES"/>
+        </w:rPr>
         <w:t xml:space="preserve">¿Cuántos bits debes pedir prestados?</w:t>
       </w:r>
     </w:p>
@@ -461,6 +586,9 @@
         </w:numPr>
       </w:pPr>
       <w:r>
+        <w:rPr>
+          <w:lang w:val="es-ES"/>
+        </w:rPr>
         <w:t xml:space="preserve">¿Cuál es la nueva máscara?</w:t>
       </w:r>
     </w:p>
@@ -473,6 +601,9 @@
         </w:numPr>
       </w:pPr>
       <w:r>
+        <w:rPr>
+          <w:lang w:val="es-ES"/>
+        </w:rPr>
         <w:t xml:space="preserve">¿Cuántos hosts por subred?</w:t>
       </w:r>
     </w:p>
@@ -485,6 +616,9 @@
         </w:numPr>
       </w:pPr>
       <w:r>
+        <w:rPr>
+          <w:lang w:val="es-ES"/>
+        </w:rPr>
         <w:t xml:space="preserve">Enumera las 8 direcciones de red resultantes</w:t>
       </w:r>
     </w:p>
@@ -495,6 +629,9 @@
         <w:pStyle w:val="Heading2"/>
       </w:pPr>
       <w:r>
+        <w:rPr>
+          <w:lang w:val="es-ES"/>
+        </w:rPr>
         <w:t xml:space="preserve">5. Sumarización de rutas</w:t>
       </w:r>
     </w:p>
@@ -503,30 +640,57 @@
         <w:pStyle w:val="FirstParagraph"/>
       </w:pPr>
       <w:r>
+        <w:rPr>
+          <w:lang w:val="es-ES"/>
+        </w:rPr>
         <w:t xml:space="preserve">Tienes estas 4 subredes:</w:t>
       </w:r>
       <w:r>
-        <w:t xml:space="preserve"> </w:t>
-      </w:r>
-      <w:r>
+        <w:rPr>
+          <w:lang w:val="es-ES"/>
+        </w:rPr>
+        <w:t xml:space="preserve"> </w:t>
+      </w:r>
+      <w:r>
+        <w:rPr>
+          <w:lang w:val="es-ES"/>
+        </w:rPr>
         <w:t xml:space="preserve">- 192.168.0.0/24</w:t>
       </w:r>
       <w:r>
-        <w:t xml:space="preserve"> </w:t>
-      </w:r>
-      <w:r>
+        <w:rPr>
+          <w:lang w:val="es-ES"/>
+        </w:rPr>
+        <w:t xml:space="preserve"> </w:t>
+      </w:r>
+      <w:r>
+        <w:rPr>
+          <w:lang w:val="es-ES"/>
+        </w:rPr>
         <w:t xml:space="preserve">- 192.168.1.0/24</w:t>
       </w:r>
       <w:r>
-        <w:t xml:space="preserve"> </w:t>
-      </w:r>
-      <w:r>
+        <w:rPr>
+          <w:lang w:val="es-ES"/>
+        </w:rPr>
+        <w:t xml:space="preserve"> </w:t>
+      </w:r>
+      <w:r>
+        <w:rPr>
+          <w:lang w:val="es-ES"/>
+        </w:rPr>
         <w:t xml:space="preserve">- 192.168.2.0/24</w:t>
       </w:r>
       <w:r>
-        <w:t xml:space="preserve"> </w:t>
-      </w:r>
-      <w:r>
+        <w:rPr>
+          <w:lang w:val="es-ES"/>
+        </w:rPr>
+        <w:t xml:space="preserve"> </w:t>
+      </w:r>
+      <w:r>
+        <w:rPr>
+          <w:lang w:val="es-ES"/>
+        </w:rPr>
         <w:t xml:space="preserve">- 192.168.3.0/24</w:t>
       </w:r>
     </w:p>
@@ -539,6 +703,9 @@
         </w:numPr>
       </w:pPr>
       <w:r>
+        <w:rPr>
+          <w:lang w:val="es-ES"/>
+        </w:rPr>
         <w:t xml:space="preserve">¿Puedes resumirlas en una sola ruta? ¿Cuál?</w:t>
       </w:r>
     </w:p>
@@ -551,6 +718,9 @@
         </w:numPr>
       </w:pPr>
       <w:r>
+        <w:rPr>
+          <w:lang w:val="es-ES"/>
+        </w:rPr>
         <w:t xml:space="preserve">¿Qué máscara tendría la ruta resumida?</w:t>
       </w:r>
     </w:p>
@@ -563,6 +733,9 @@
         </w:numPr>
       </w:pPr>
       <w:r>
+        <w:rPr>
+          <w:lang w:val="es-ES"/>
+        </w:rPr>
         <w:t xml:space="preserve">¿Cuántas IPs totales abarca la ruta resumida?</w:t>
       </w:r>
     </w:p>
@@ -574,13 +747,20 @@
         <w:rPr>
           <w:b/>
           <w:bCs/>
+          <w:lang w:val="es-ES"/>
         </w:rPr>
         <w:t xml:space="preserve">Pista:</w:t>
       </w:r>
       <w:r>
-        <w:t xml:space="preserve"> </w:t>
-      </w:r>
-      <w:r>
+        <w:rPr>
+          <w:lang w:val="es-ES"/>
+        </w:rPr>
+        <w:t xml:space="preserve"> </w:t>
+      </w:r>
+      <w:r>
+        <w:rPr>
+          <w:lang w:val="es-ES"/>
+        </w:rPr>
         <w:t xml:space="preserve">Mira los bits en común. Las 4 redes comparten los primeros 22 bits.</w:t>
       </w:r>
     </w:p>
@@ -591,6 +771,9 @@
         <w:pStyle w:val="Heading2"/>
       </w:pPr>
       <w:r>
+        <w:rPr>
+          <w:lang w:val="es-ES"/>
+        </w:rPr>
         <w:t xml:space="preserve">6. Plan de direccionamiento para una empresa</w:t>
       </w:r>
     </w:p>
@@ -599,6 +782,9 @@
         <w:pStyle w:val="FirstParagraph"/>
       </w:pPr>
       <w:r>
+        <w:rPr>
+          <w:lang w:val="es-ES"/>
+        </w:rPr>
         <w:t xml:space="preserve">Diseña un plan completo para una empresa con:</w:t>
       </w:r>
     </w:p>
@@ -610,31 +796,56 @@
         <w:rPr>
           <w:b/>
           <w:bCs/>
+          <w:lang w:val="es-ES"/>
         </w:rPr>
         <w:t xml:space="preserve">Sede central:</w:t>
       </w:r>
       <w:r>
-        <w:t xml:space="preserve"> </w:t>
-      </w:r>
-      <w:r>
+        <w:rPr>
+          <w:lang w:val="es-ES"/>
+        </w:rPr>
+        <w:t xml:space="preserve"> </w:t>
+      </w:r>
+      <w:r>
+        <w:rPr>
+          <w:lang w:val="es-ES"/>
+        </w:rPr>
         <w:t xml:space="preserve">- 200 hosts en Administración</w:t>
       </w:r>
       <w:r>
-        <w:t xml:space="preserve"> </w:t>
-      </w:r>
-      <w:r>
+        <w:rPr>
+          <w:lang w:val="es-ES"/>
+        </w:rPr>
+        <w:t xml:space="preserve"> </w:t>
+      </w:r>
+      <w:r>
+        <w:rPr>
+          <w:lang w:val="es-ES"/>
+        </w:rPr>
         <w:t xml:space="preserve">- 100 hosts en Producción</w:t>
       </w:r>
       <w:r>
-        <w:t xml:space="preserve"> </w:t>
-      </w:r>
-      <w:r>
+        <w:rPr>
+          <w:lang w:val="es-ES"/>
+        </w:rPr>
+        <w:t xml:space="preserve"> </w:t>
+      </w:r>
+      <w:r>
+        <w:rPr>
+          <w:lang w:val="es-ES"/>
+        </w:rPr>
         <w:t xml:space="preserve">- 50 hosts en IT</w:t>
       </w:r>
       <w:r>
-        <w:t xml:space="preserve"> </w:t>
-      </w:r>
-      <w:r>
+        <w:rPr>
+          <w:lang w:val="es-ES"/>
+        </w:rPr>
+        <w:t xml:space="preserve"> </w:t>
+      </w:r>
+      <w:r>
+        <w:rPr>
+          <w:lang w:val="es-ES"/>
+        </w:rPr>
         <w:t xml:space="preserve">- 10 hosts en Dirección</w:t>
       </w:r>
     </w:p>
@@ -646,19 +857,32 @@
         <w:rPr>
           <w:b/>
           <w:bCs/>
+          <w:lang w:val="es-ES"/>
         </w:rPr>
         <w:t xml:space="preserve">Sucursal:</w:t>
       </w:r>
       <w:r>
-        <w:t xml:space="preserve"> </w:t>
-      </w:r>
-      <w:r>
+        <w:rPr>
+          <w:lang w:val="es-ES"/>
+        </w:rPr>
+        <w:t xml:space="preserve"> </w:t>
+      </w:r>
+      <w:r>
+        <w:rPr>
+          <w:lang w:val="es-ES"/>
+        </w:rPr>
         <w:t xml:space="preserve">- 50 hosts en Ventas</w:t>
       </w:r>
       <w:r>
-        <w:t xml:space="preserve"> </w:t>
-      </w:r>
-      <w:r>
+        <w:rPr>
+          <w:lang w:val="es-ES"/>
+        </w:rPr>
+        <w:t xml:space="preserve"> </w:t>
+      </w:r>
+      <w:r>
+        <w:rPr>
+          <w:lang w:val="es-ES"/>
+        </w:rPr>
         <w:t xml:space="preserve">- 20 hosts en Almacén</w:t>
       </w:r>
     </w:p>
@@ -670,13 +894,20 @@
         <w:rPr>
           <w:b/>
           <w:bCs/>
+          <w:lang w:val="es-ES"/>
         </w:rPr>
         <w:t xml:space="preserve">Enlaces:</w:t>
       </w:r>
       <w:r>
-        <w:t xml:space="preserve"> </w:t>
-      </w:r>
-      <w:r>
+        <w:rPr>
+          <w:lang w:val="es-ES"/>
+        </w:rPr>
+        <w:t xml:space="preserve"> </w:t>
+      </w:r>
+      <w:r>
+        <w:rPr>
+          <w:lang w:val="es-ES"/>
+        </w:rPr>
         <w:t xml:space="preserve">- 1 enlace /30 entre sede y sucursal</w:t>
       </w:r>
     </w:p>
@@ -685,19 +916,29 @@
         <w:pStyle w:val="BodyText"/>
       </w:pPr>
       <w:r>
+        <w:rPr>
+          <w:lang w:val="es-ES"/>
+        </w:rPr>
         <w:t xml:space="preserve">Te dan la red</w:t>
       </w:r>
       <w:r>
+        <w:rPr>
+          <w:lang w:val="es-ES"/>
+        </w:rPr>
         <w:t xml:space="preserve"> </w:t>
       </w:r>
       <w:r>
         <w:rPr>
           <w:b/>
           <w:bCs/>
+          <w:lang w:val="es-ES"/>
         </w:rPr>
         <w:t xml:space="preserve">10.0.0.0/22</w:t>
       </w:r>
       <w:r>
+        <w:rPr>
+          <w:lang w:val="es-ES"/>
+        </w:rPr>
         <w:t xml:space="preserve">.</w:t>
       </w:r>
     </w:p>
@@ -710,6 +951,9 @@
         </w:numPr>
       </w:pPr>
       <w:r>
+        <w:rPr>
+          <w:lang w:val="es-ES"/>
+        </w:rPr>
         <w:t xml:space="preserve">Diseña el VLSM completo</w:t>
       </w:r>
     </w:p>
@@ -722,6 +966,9 @@
         </w:numPr>
       </w:pPr>
       <w:r>
+        <w:rPr>
+          <w:lang w:val="es-ES"/>
+        </w:rPr>
         <w:t xml:space="preserve">¿Cuántas IPs sobran?</w:t>
       </w:r>
     </w:p>
@@ -734,6 +981,9 @@
         </w:numPr>
       </w:pPr>
       <w:r>
+        <w:rPr>
+          <w:lang w:val="es-ES"/>
+        </w:rPr>
         <w:t xml:space="preserve">¿Qué problemas podrías encontrar si la empresa crece al doble?</w:t>
       </w:r>
     </w:p>
@@ -744,6 +994,9 @@
         <w:pStyle w:val="Heading2"/>
       </w:pPr>
       <w:r>
+        <w:rPr>
+          <w:lang w:val="es-ES"/>
+        </w:rPr>
         <w:t xml:space="preserve">7. VLSM con requisitos mínimos</w:t>
       </w:r>
     </w:p>
@@ -752,22 +1005,35 @@
         <w:pStyle w:val="FirstParagraph"/>
       </w:pPr>
       <w:r>
+        <w:rPr>
+          <w:lang w:val="es-ES"/>
+        </w:rPr>
         <w:t xml:space="preserve">Tienes la red</w:t>
       </w:r>
       <w:r>
+        <w:rPr>
+          <w:lang w:val="es-ES"/>
+        </w:rPr>
         <w:t xml:space="preserve"> </w:t>
       </w:r>
       <w:r>
         <w:rPr>
           <w:b/>
           <w:bCs/>
+          <w:lang w:val="es-ES"/>
         </w:rPr>
         <w:t xml:space="preserve">192.168.1.0/24</w:t>
       </w:r>
       <w:r>
-        <w:t xml:space="preserve"> </w:t>
-      </w:r>
-      <w:r>
+        <w:rPr>
+          <w:lang w:val="es-ES"/>
+        </w:rPr>
+        <w:t xml:space="preserve"> </w:t>
+      </w:r>
+      <w:r>
+        <w:rPr>
+          <w:lang w:val="es-ES"/>
+        </w:rPr>
         <w:t xml:space="preserve">y necesitas estas subredes:</w:t>
       </w:r>
     </w:p>
@@ -783,13 +1049,20 @@
         <w:rPr>
           <w:b/>
           <w:bCs/>
+          <w:lang w:val="es-ES"/>
         </w:rPr>
         <w:t xml:space="preserve">Producción:</w:t>
       </w:r>
       <w:r>
-        <w:t xml:space="preserve"> </w:t>
-      </w:r>
-      <w:r>
+        <w:rPr>
+          <w:lang w:val="es-ES"/>
+        </w:rPr>
+        <w:t xml:space="preserve"> </w:t>
+      </w:r>
+      <w:r>
+        <w:rPr>
+          <w:lang w:val="es-ES"/>
+        </w:rPr>
         <w:t xml:space="preserve">50 hosts</w:t>
       </w:r>
     </w:p>
@@ -805,13 +1078,20 @@
         <w:rPr>
           <w:b/>
           <w:bCs/>
+          <w:lang w:val="es-ES"/>
         </w:rPr>
         <w:t xml:space="preserve">Comercial:</w:t>
       </w:r>
       <w:r>
-        <w:t xml:space="preserve"> </w:t>
-      </w:r>
-      <w:r>
+        <w:rPr>
+          <w:lang w:val="es-ES"/>
+        </w:rPr>
+        <w:t xml:space="preserve"> </w:t>
+      </w:r>
+      <w:r>
+        <w:rPr>
+          <w:lang w:val="es-ES"/>
+        </w:rPr>
         <w:t xml:space="preserve">25 hosts</w:t>
       </w:r>
     </w:p>
@@ -827,13 +1107,20 @@
         <w:rPr>
           <w:b/>
           <w:bCs/>
+          <w:lang w:val="es-ES"/>
         </w:rPr>
         <w:t xml:space="preserve">Soporte:</w:t>
       </w:r>
       <w:r>
-        <w:t xml:space="preserve"> </w:t>
-      </w:r>
-      <w:r>
+        <w:rPr>
+          <w:lang w:val="es-ES"/>
+        </w:rPr>
+        <w:t xml:space="preserve"> </w:t>
+      </w:r>
+      <w:r>
+        <w:rPr>
+          <w:lang w:val="es-ES"/>
+        </w:rPr>
         <w:t xml:space="preserve">10 hosts</w:t>
       </w:r>
     </w:p>
@@ -849,13 +1136,20 @@
         <w:rPr>
           <w:b/>
           <w:bCs/>
+          <w:lang w:val="es-ES"/>
         </w:rPr>
         <w:t xml:space="preserve">Enlace WAN:</w:t>
       </w:r>
       <w:r>
-        <w:t xml:space="preserve"> </w:t>
-      </w:r>
-      <w:r>
+        <w:rPr>
+          <w:lang w:val="es-ES"/>
+        </w:rPr>
+        <w:t xml:space="preserve"> </w:t>
+      </w:r>
+      <w:r>
+        <w:rPr>
+          <w:lang w:val="es-ES"/>
+        </w:rPr>
         <w:t xml:space="preserve">2 hosts</w:t>
       </w:r>
     </w:p>
@@ -868,22 +1162,35 @@
         </w:numPr>
       </w:pPr>
       <w:r>
+        <w:rPr>
+          <w:lang w:val="es-ES"/>
+        </w:rPr>
         <w:t xml:space="preserve">Diseña el</w:t>
       </w:r>
       <w:r>
+        <w:rPr>
+          <w:lang w:val="es-ES"/>
+        </w:rPr>
         <w:t xml:space="preserve"> </w:t>
       </w:r>
       <w:r>
         <w:rPr>
           <w:b/>
           <w:bCs/>
+          <w:lang w:val="es-ES"/>
         </w:rPr>
         <w:t xml:space="preserve">VLSM mínimo</w:t>
       </w:r>
       <w:r>
-        <w:t xml:space="preserve"> </w:t>
-      </w:r>
-      <w:r>
+        <w:rPr>
+          <w:lang w:val="es-ES"/>
+        </w:rPr>
+        <w:t xml:space="preserve"> </w:t>
+      </w:r>
+      <w:r>
+        <w:rPr>
+          <w:lang w:val="es-ES"/>
+        </w:rPr>
         <w:t xml:space="preserve">(sin desperdiciar IPs): indica red, máscara, rango y broadcast de cada subred.</w:t>
       </w:r>
     </w:p>
@@ -896,6 +1203,9 @@
         </w:numPr>
       </w:pPr>
       <w:r>
+        <w:rPr>
+          <w:lang w:val="es-ES"/>
+        </w:rPr>
         <w:t xml:space="preserve">¿Qué bloque queda libre al final y de qué tamaño?</w:t>
       </w:r>
     </w:p>
@@ -907,25 +1217,39 @@
         <w:rPr>
           <w:b/>
           <w:bCs/>
+          <w:lang w:val="es-ES"/>
         </w:rPr>
         <w:t xml:space="preserve">Pista:</w:t>
       </w:r>
       <w:r>
-        <w:t xml:space="preserve"> </w:t>
-      </w:r>
-      <w:r>
+        <w:rPr>
+          <w:lang w:val="es-ES"/>
+        </w:rPr>
+        <w:t xml:space="preserve"> </w:t>
+      </w:r>
+      <w:r>
+        <w:rPr>
+          <w:lang w:val="es-ES"/>
+        </w:rPr>
         <w:t xml:space="preserve">Ordena de mayor a menor necesidad y elige para cada subred la máscara más pequeña que cumpla</w:t>
       </w:r>
       <w:r>
+        <w:rPr>
+          <w:lang w:val="es-ES"/>
+        </w:rPr>
         <w:t xml:space="preserve"> </w:t>
       </w:r>
       <w:r>
         <w:rPr>
           <w:rStyle w:val="VerbatimChar"/>
+          <w:lang w:val="es-ES"/>
         </w:rPr>
         <w:t xml:space="preserve">2ʰ − 2 ≥ hosts</w:t>
       </w:r>
       <w:r>
+        <w:rPr>
+          <w:lang w:val="es-ES"/>
+        </w:rPr>
         <w:t xml:space="preserve">. Recuerda que cada subred empieza donde terminó la anterior.</w:t>
       </w:r>
     </w:p>
@@ -936,6 +1260,9 @@
         <w:pStyle w:val="Heading2"/>
       </w:pPr>
       <w:r>
+        <w:rPr>
+          <w:lang w:val="es-ES"/>
+        </w:rPr>
         <w:t xml:space="preserve">8. Conflicto de IP</w:t>
       </w:r>
     </w:p>
@@ -944,62 +1271,99 @@
         <w:pStyle w:val="FirstParagraph"/>
       </w:pPr>
       <w:r>
+        <w:rPr>
+          <w:lang w:val="es-ES"/>
+        </w:rPr>
         <w:t xml:space="preserve">El administrador de una empresa configura</w:t>
       </w:r>
       <w:r>
+        <w:rPr>
+          <w:lang w:val="es-ES"/>
+        </w:rPr>
         <w:t xml:space="preserve"> </w:t>
       </w:r>
       <w:r>
         <w:rPr>
           <w:b/>
           <w:bCs/>
+          <w:lang w:val="es-ES"/>
         </w:rPr>
         <w:t xml:space="preserve">manual (estática)</w:t>
       </w:r>
       <w:r>
-        <w:t xml:space="preserve"> </w:t>
-      </w:r>
-      <w:r>
+        <w:rPr>
+          <w:lang w:val="es-ES"/>
+        </w:rPr>
+        <w:t xml:space="preserve"> </w:t>
+      </w:r>
+      <w:r>
+        <w:rPr>
+          <w:lang w:val="es-ES"/>
+        </w:rPr>
         <w:t xml:space="preserve">la IP</w:t>
       </w:r>
       <w:r>
+        <w:rPr>
+          <w:lang w:val="es-ES"/>
+        </w:rPr>
         <w:t xml:space="preserve"> </w:t>
       </w:r>
       <w:r>
         <w:rPr>
           <w:rStyle w:val="VerbatimChar"/>
+          <w:lang w:val="es-ES"/>
         </w:rPr>
         <w:t xml:space="preserve">192.168.1.20</w:t>
       </w:r>
       <w:r>
-        <w:t xml:space="preserve"> </w:t>
-      </w:r>
-      <w:r>
+        <w:rPr>
+          <w:lang w:val="es-ES"/>
+        </w:rPr>
+        <w:t xml:space="preserve"> </w:t>
+      </w:r>
+      <w:r>
+        <w:rPr>
+          <w:lang w:val="es-ES"/>
+        </w:rPr>
         <w:t xml:space="preserve">en una impresora. Lamentablemente, esa IP está dentro del</w:t>
       </w:r>
       <w:r>
+        <w:rPr>
+          <w:lang w:val="es-ES"/>
+        </w:rPr>
         <w:t xml:space="preserve"> </w:t>
       </w:r>
       <w:r>
         <w:rPr>
           <w:b/>
           <w:bCs/>
+          <w:lang w:val="es-ES"/>
         </w:rPr>
         <w:t xml:space="preserve">pool DHCP</w:t>
       </w:r>
       <w:r>
-        <w:t xml:space="preserve"> </w:t>
-      </w:r>
-      <w:r>
+        <w:rPr>
+          <w:lang w:val="es-ES"/>
+        </w:rPr>
+        <w:t xml:space="preserve"> </w:t>
+      </w:r>
+      <w:r>
+        <w:rPr>
+          <w:lang w:val="es-ES"/>
+        </w:rPr>
         <w:t xml:space="preserve">que reparte el router (</w:t>
       </w:r>
       <w:r>
         <w:rPr>
           <w:rStyle w:val="VerbatimChar"/>
+          <w:lang w:val="es-ES"/>
         </w:rPr>
         <w:t xml:space="preserve">network 192.168.1.0 255.255.255.0</w:t>
       </w:r>
       <w:r>
+        <w:rPr>
+          <w:lang w:val="es-ES"/>
+        </w:rPr>
         <w:t xml:space="preserve">).</w:t>
       </w:r>
     </w:p>
@@ -1012,18 +1376,28 @@
         </w:numPr>
       </w:pPr>
       <w:r>
+        <w:rPr>
+          <w:lang w:val="es-ES"/>
+        </w:rPr>
         <w:t xml:space="preserve">Explica qué ocurre cuando un PC pide IP por DHCP y recibe</w:t>
       </w:r>
       <w:r>
+        <w:rPr>
+          <w:lang w:val="es-ES"/>
+        </w:rPr>
         <w:t xml:space="preserve"> </w:t>
       </w:r>
       <w:r>
         <w:rPr>
           <w:rStyle w:val="VerbatimChar"/>
+          <w:lang w:val="es-ES"/>
         </w:rPr>
         <w:t xml:space="preserve">192.168.1.20</w:t>
       </w:r>
       <w:r>
+        <w:rPr>
+          <w:lang w:val="es-ES"/>
+        </w:rPr>
         <w:t xml:space="preserve">, que ya tiene la impresora.</w:t>
       </w:r>
     </w:p>
@@ -1036,6 +1410,9 @@
         </w:numPr>
       </w:pPr>
       <w:r>
+        <w:rPr>
+          <w:lang w:val="es-ES"/>
+        </w:rPr>
         <w:t xml:space="preserve">¿Cómo detectaría el administrador el conflicto? ¿Qué comando usaría en el router?</w:t>
       </w:r>
     </w:p>
@@ -1048,22 +1425,35 @@
         </w:numPr>
       </w:pPr>
       <w:r>
+        <w:rPr>
+          <w:lang w:val="es-ES"/>
+        </w:rPr>
         <w:t xml:space="preserve">¿Cómo se</w:t>
       </w:r>
       <w:r>
+        <w:rPr>
+          <w:lang w:val="es-ES"/>
+        </w:rPr>
         <w:t xml:space="preserve"> </w:t>
       </w:r>
       <w:r>
         <w:rPr>
           <w:b/>
           <w:bCs/>
+          <w:lang w:val="es-ES"/>
         </w:rPr>
         <w:t xml:space="preserve">previene</w:t>
       </w:r>
       <w:r>
-        <w:t xml:space="preserve"> </w:t>
-      </w:r>
-      <w:r>
+        <w:rPr>
+          <w:lang w:val="es-ES"/>
+        </w:rPr>
+        <w:t xml:space="preserve"> </w:t>
+      </w:r>
+      <w:r>
+        <w:rPr>
+          <w:lang w:val="es-ES"/>
+        </w:rPr>
         <w:t xml:space="preserve">este problema desde el diseño?</w:t>
       </w:r>
     </w:p>
@@ -1075,46 +1465,76 @@
         <w:rPr>
           <w:b/>
           <w:bCs/>
+          <w:lang w:val="es-ES"/>
         </w:rPr>
         <w:t xml:space="preserve">Pista:</w:t>
       </w:r>
       <w:r>
-        <w:t xml:space="preserve"> </w:t>
-      </w:r>
-      <w:r>
+        <w:rPr>
+          <w:lang w:val="es-ES"/>
+        </w:rPr>
+        <w:t xml:space="preserve"> </w:t>
+      </w:r>
+      <w:r>
+        <w:rPr>
+          <w:lang w:val="es-ES"/>
+        </w:rPr>
         <w:t xml:space="preserve">Antes de conceder una IP, el servidor DHCP suele comprobar (el RFC lo llama</w:t>
       </w:r>
       <w:r>
-        <w:t xml:space="preserve"> </w:t>
-      </w:r>
-      <w:r>
+        <w:rPr>
+          <w:lang w:val="es-ES"/>
+        </w:rPr>
+        <w:t xml:space="preserve"> </w:t>
+      </w:r>
+      <w:r>
+        <w:rPr>
+          <w:lang w:val="es-ES"/>
+        </w:rPr>
         <w:t xml:space="preserve">“ping”</w:t>
       </w:r>
       <w:r>
+        <w:rPr>
+          <w:lang w:val="es-ES"/>
+        </w:rPr>
         <w:t xml:space="preserve">) si la dirección ya está en uso. En Cisco el resultado se registra en una tabla concreta que se consulta con</w:t>
       </w:r>
       <w:r>
+        <w:rPr>
+          <w:lang w:val="es-ES"/>
+        </w:rPr>
         <w:t xml:space="preserve"> </w:t>
       </w:r>
       <w:r>
         <w:rPr>
           <w:rStyle w:val="VerbatimChar"/>
+          <w:lang w:val="es-ES"/>
         </w:rPr>
         <w:t xml:space="preserve">show</w:t>
       </w:r>
       <w:r>
+        <w:rPr>
+          <w:lang w:val="es-ES"/>
+        </w:rPr>
         <w:t xml:space="preserve">. Y la solución de fondo ya la viste en el punto 8 de la unidad:</w:t>
       </w:r>
       <w:r>
+        <w:rPr>
+          <w:lang w:val="es-ES"/>
+        </w:rPr>
         <w:t xml:space="preserve"> </w:t>
       </w:r>
       <w:r>
         <w:rPr>
           <w:rStyle w:val="VerbatimChar"/>
+          <w:lang w:val="es-ES"/>
         </w:rPr>
         <w:t xml:space="preserve">ip dhcp excluded-address</w:t>
       </w:r>
       <w:r>
+        <w:rPr>
+          <w:lang w:val="es-ES"/>
+        </w:rPr>
         <w:t xml:space="preserve">.</w:t>
       </w:r>
     </w:p>
@@ -1125,6 +1545,9 @@
         <w:pStyle w:val="Heading2"/>
       </w:pPr>
       <w:r>
+        <w:rPr>
+          <w:lang w:val="es-ES"/>
+        </w:rPr>
         <w:t xml:space="preserve">9. Fragmentación real (túnel y MTU)</w:t>
       </w:r>
     </w:p>
@@ -1133,35 +1556,55 @@
         <w:pStyle w:val="FirstParagraph"/>
       </w:pPr>
       <w:r>
+        <w:rPr>
+          <w:lang w:val="es-ES"/>
+        </w:rPr>
         <w:t xml:space="preserve">Un PC manda un datagrama IPv4 de</w:t>
       </w:r>
       <w:r>
+        <w:rPr>
+          <w:lang w:val="es-ES"/>
+        </w:rPr>
         <w:t xml:space="preserve"> </w:t>
       </w:r>
       <w:r>
         <w:rPr>
           <w:b/>
           <w:bCs/>
+          <w:lang w:val="es-ES"/>
         </w:rPr>
         <w:t xml:space="preserve">datos 5000 B</w:t>
       </w:r>
       <w:r>
-        <w:t xml:space="preserve"> </w:t>
-      </w:r>
-      <w:r>
+        <w:rPr>
+          <w:lang w:val="es-ES"/>
+        </w:rPr>
+        <w:t xml:space="preserve"> </w:t>
+      </w:r>
+      <w:r>
+        <w:rPr>
+          <w:lang w:val="es-ES"/>
+        </w:rPr>
         <w:t xml:space="preserve">(cabecera 20 B). Primero cruza un enlace Gigabit (MTU 1500) y luego un enlace WAN de</w:t>
       </w:r>
       <w:r>
+        <w:rPr>
+          <w:lang w:val="es-ES"/>
+        </w:rPr>
         <w:t xml:space="preserve"> </w:t>
       </w:r>
       <w:r>
         <w:rPr>
           <w:b/>
           <w:bCs/>
+          <w:lang w:val="es-ES"/>
         </w:rPr>
         <w:t xml:space="preserve">MTU 1000</w:t>
       </w:r>
       <w:r>
+        <w:rPr>
+          <w:lang w:val="es-ES"/>
+        </w:rPr>
         <w:t xml:space="preserve">.</w:t>
       </w:r>
     </w:p>
@@ -1174,22 +1617,35 @@
         </w:numPr>
       </w:pPr>
       <w:r>
+        <w:rPr>
+          <w:lang w:val="es-ES"/>
+        </w:rPr>
         <w:t xml:space="preserve">¿Cuántos fragmentos genera el</w:t>
       </w:r>
       <w:r>
+        <w:rPr>
+          <w:lang w:val="es-ES"/>
+        </w:rPr>
         <w:t xml:space="preserve"> </w:t>
       </w:r>
       <w:r>
         <w:rPr>
           <w:b/>
           <w:bCs/>
+          <w:lang w:val="es-ES"/>
         </w:rPr>
         <w:t xml:space="preserve">primer</w:t>
       </w:r>
       <w:r>
-        <w:t xml:space="preserve"> </w:t>
-      </w:r>
-      <w:r>
+        <w:rPr>
+          <w:lang w:val="es-ES"/>
+        </w:rPr>
+        <w:t xml:space="preserve"> </w:t>
+      </w:r>
+      <w:r>
+        <w:rPr>
+          <w:lang w:val="es-ES"/>
+        </w:rPr>
         <w:t xml:space="preserve">router (o el origen) al salir por el WAN de 1000?</w:t>
       </w:r>
     </w:p>
@@ -1202,6 +1658,9 @@
         </w:numPr>
       </w:pPr>
       <w:r>
+        <w:rPr>
+          <w:lang w:val="es-ES"/>
+        </w:rPr>
         <w:t xml:space="preserve">Indica para cada fragmento: bytes de datos, flag MF y offset (en múltiplos de 8).</w:t>
       </w:r>
     </w:p>
@@ -1214,33 +1673,53 @@
         </w:numPr>
       </w:pPr>
       <w:r>
+        <w:rPr>
+          <w:lang w:val="es-ES"/>
+        </w:rPr>
         <w:t xml:space="preserve">Si el Path MTU Discovery falla porque un firewall bloquea ICMP, ¿qué síntoma típico ves con</w:t>
       </w:r>
       <w:r>
+        <w:rPr>
+          <w:lang w:val="es-ES"/>
+        </w:rPr>
         <w:t xml:space="preserve"> </w:t>
       </w:r>
       <w:r>
         <w:rPr>
           <w:rStyle w:val="VerbatimChar"/>
+          <w:lang w:val="es-ES"/>
         </w:rPr>
         <w:t xml:space="preserve">ping -l 5000</w:t>
       </w:r>
       <w:r>
-        <w:t xml:space="preserve"> </w:t>
-      </w:r>
-      <w:r>
+        <w:rPr>
+          <w:lang w:val="es-ES"/>
+        </w:rPr>
+        <w:t xml:space="preserve"> </w:t>
+      </w:r>
+      <w:r>
+        <w:rPr>
+          <w:lang w:val="es-ES"/>
+        </w:rPr>
         <w:t xml:space="preserve">y con un</w:t>
       </w:r>
       <w:r>
+        <w:rPr>
+          <w:lang w:val="es-ES"/>
+        </w:rPr>
         <w:t xml:space="preserve"> </w:t>
       </w:r>
       <w:r>
         <w:rPr>
           <w:rStyle w:val="VerbatimChar"/>
+          <w:lang w:val="es-ES"/>
         </w:rPr>
         <w:t xml:space="preserve">tracert</w:t>
       </w:r>
       <w:r>
+        <w:rPr>
+          <w:lang w:val="es-ES"/>
+        </w:rPr>
         <w:t xml:space="preserve">?</w:t>
       </w:r>
     </w:p>
@@ -1253,6 +1732,9 @@
         </w:numPr>
       </w:pPr>
       <w:r>
+        <w:rPr>
+          <w:lang w:val="es-ES"/>
+        </w:rPr>
         <w:t xml:space="preserve">En IPv6, ¿podría este mismo router intermedio fragmentar? Justifica en una frase.</w:t>
       </w:r>
     </w:p>
@@ -1264,13 +1746,20 @@
         <w:rPr>
           <w:b/>
           <w:bCs/>
+          <w:lang w:val="es-ES"/>
         </w:rPr>
         <w:t xml:space="preserve">Pista:</w:t>
       </w:r>
       <w:r>
-        <w:t xml:space="preserve"> </w:t>
-      </w:r>
-      <w:r>
+        <w:rPr>
+          <w:lang w:val="es-ES"/>
+        </w:rPr>
+        <w:t xml:space="preserve"> </w:t>
+      </w:r>
+      <w:r>
+        <w:rPr>
+          <w:lang w:val="es-ES"/>
+        </w:rPr>
         <w:t xml:space="preserve">payload útil = MTU − 20; el offset va en múltiplos de 8; MF=0 solo en el último.</w:t>
       </w:r>
     </w:p>
@@ -1281,6 +1770,9 @@
         <w:pStyle w:val="Heading2"/>
       </w:pPr>
       <w:r>
+        <w:rPr>
+          <w:lang w:val="es-ES"/>
+        </w:rPr>
         <w:t xml:space="preserve">10. ARP, Wireshark y capas</w:t>
       </w:r>
     </w:p>
@@ -1289,6 +1781,9 @@
         <w:pStyle w:val="FirstParagraph"/>
       </w:pPr>
       <w:r>
+        <w:rPr>
+          <w:lang w:val="es-ES"/>
+        </w:rPr>
         <w:t xml:space="preserve">Captura en la red local. Se ve, en orden:</w:t>
       </w:r>
     </w:p>
@@ -1301,27 +1796,41 @@
         </w:numPr>
       </w:pPr>
       <w:r>
+        <w:rPr>
+          <w:lang w:val="es-ES"/>
+        </w:rPr>
         <w:t xml:space="preserve">Trama broadcast EtherType</w:t>
       </w:r>
       <w:r>
+        <w:rPr>
+          <w:lang w:val="es-ES"/>
+        </w:rPr>
         <w:t xml:space="preserve"> </w:t>
       </w:r>
       <w:r>
         <w:rPr>
           <w:rStyle w:val="VerbatimChar"/>
+          <w:lang w:val="es-ES"/>
         </w:rPr>
         <w:t xml:space="preserve">0x0806</w:t>
       </w:r>
       <w:r>
+        <w:rPr>
+          <w:lang w:val="es-ES"/>
+        </w:rPr>
         <w:t xml:space="preserve">, mensaje ARP</w:t>
       </w:r>
       <w:r>
+        <w:rPr>
+          <w:lang w:val="es-ES"/>
+        </w:rPr>
         <w:t xml:space="preserve"> </w:t>
       </w:r>
       <w:r>
         <w:rPr>
           <w:i/>
           <w:iCs/>
+          <w:lang w:val="es-ES"/>
         </w:rPr>
         <w:t xml:space="preserve">“who has 192.168.1.1? Tell 192.168.1.50”</w:t>
       </w:r>
@@ -1335,27 +1844,41 @@
         </w:numPr>
       </w:pPr>
       <w:r>
+        <w:rPr>
+          <w:lang w:val="es-ES"/>
+        </w:rPr>
         <w:t xml:space="preserve">Trama unicast EtherType</w:t>
       </w:r>
       <w:r>
+        <w:rPr>
+          <w:lang w:val="es-ES"/>
+        </w:rPr>
         <w:t xml:space="preserve"> </w:t>
       </w:r>
       <w:r>
         <w:rPr>
           <w:rStyle w:val="VerbatimChar"/>
+          <w:lang w:val="es-ES"/>
         </w:rPr>
         <w:t xml:space="preserve">0x0806</w:t>
       </w:r>
       <w:r>
+        <w:rPr>
+          <w:lang w:val="es-ES"/>
+        </w:rPr>
         <w:t xml:space="preserve">, ARP reply</w:t>
       </w:r>
       <w:r>
+        <w:rPr>
+          <w:lang w:val="es-ES"/>
+        </w:rPr>
         <w:t xml:space="preserve"> </w:t>
       </w:r>
       <w:r>
         <w:rPr>
           <w:i/>
           <w:iCs/>
+          <w:lang w:val="es-ES"/>
         </w:rPr>
         <w:t xml:space="preserve">192.168.1.1 is at aa:bb:cc:dd:ee:ff</w:t>
       </w:r>
@@ -1369,21 +1892,34 @@
         </w:numPr>
       </w:pPr>
       <w:r>
+        <w:rPr>
+          <w:lang w:val="es-ES"/>
+        </w:rPr>
         <w:t xml:space="preserve">Trama EtherType</w:t>
       </w:r>
       <w:r>
+        <w:rPr>
+          <w:lang w:val="es-ES"/>
+        </w:rPr>
         <w:t xml:space="preserve"> </w:t>
       </w:r>
       <w:r>
         <w:rPr>
           <w:rStyle w:val="VerbatimChar"/>
+          <w:lang w:val="es-ES"/>
         </w:rPr>
         <w:t xml:space="preserve">0x0800</w:t>
       </w:r>
       <w:r>
-        <w:t xml:space="preserve"> </w:t>
-      </w:r>
-      <w:r>
+        <w:rPr>
+          <w:lang w:val="es-ES"/>
+        </w:rPr>
+        <w:t xml:space="preserve"> </w:t>
+      </w:r>
+      <w:r>
+        <w:rPr>
+          <w:lang w:val="es-ES"/>
+        </w:rPr>
         <w:t xml:space="preserve">ICMP echo request</w:t>
       </w:r>
     </w:p>
@@ -1396,21 +1932,34 @@
         </w:numPr>
       </w:pPr>
       <w:r>
+        <w:rPr>
+          <w:lang w:val="es-ES"/>
+        </w:rPr>
         <w:t xml:space="preserve">Trama EtherType</w:t>
       </w:r>
       <w:r>
+        <w:rPr>
+          <w:lang w:val="es-ES"/>
+        </w:rPr>
         <w:t xml:space="preserve"> </w:t>
       </w:r>
       <w:r>
         <w:rPr>
           <w:rStyle w:val="VerbatimChar"/>
+          <w:lang w:val="es-ES"/>
         </w:rPr>
         <w:t xml:space="preserve">0x0800</w:t>
       </w:r>
       <w:r>
-        <w:t xml:space="preserve"> </w:t>
-      </w:r>
-      <w:r>
+        <w:rPr>
+          <w:lang w:val="es-ES"/>
+        </w:rPr>
+        <w:t xml:space="preserve"> </w:t>
+      </w:r>
+      <w:r>
+        <w:rPr>
+          <w:lang w:val="es-ES"/>
+        </w:rPr>
         <w:t xml:space="preserve">ICMP echo reply</w:t>
       </w:r>
     </w:p>
@@ -1423,6 +1972,9 @@
         </w:numPr>
       </w:pPr>
       <w:r>
+        <w:rPr>
+          <w:lang w:val="es-ES"/>
+        </w:rPr>
         <w:t xml:space="preserve">¿Por qué el ICMP (capa 3) necesita esos dos pasos ARP antes?</w:t>
       </w:r>
     </w:p>
@@ -1435,28 +1987,47 @@
         </w:numPr>
       </w:pPr>
       <w:r>
+        <w:rPr>
+          <w:lang w:val="es-ES"/>
+        </w:rPr>
         <w:t xml:space="preserve">Si en el paso 2</w:t>
       </w:r>
       <w:r>
+        <w:rPr>
+          <w:lang w:val="es-ES"/>
+        </w:rPr>
         <w:t xml:space="preserve"> </w:t>
       </w:r>
       <w:r>
         <w:rPr>
           <w:b/>
           <w:bCs/>
+          <w:lang w:val="es-ES"/>
         </w:rPr>
         <w:t xml:space="preserve">no hay reply</w:t>
       </w:r>
       <w:r>
+        <w:rPr>
+          <w:lang w:val="es-ES"/>
+        </w:rPr>
         <w:t xml:space="preserve">, ¿en qué capa falla la comunicación siguiente y por qué el ping no sale</w:t>
       </w:r>
       <w:r>
-        <w:t xml:space="preserve"> </w:t>
-      </w:r>
-      <w:r>
+        <w:rPr>
+          <w:lang w:val="es-ES"/>
+        </w:rPr>
+        <w:t xml:space="preserve"> </w:t>
+      </w:r>
+      <w:r>
+        <w:rPr>
+          <w:lang w:val="es-ES"/>
+        </w:rPr>
         <w:t xml:space="preserve">“por la puerta”</w:t>
       </w:r>
       <w:r>
+        <w:rPr>
+          <w:lang w:val="es-ES"/>
+        </w:rPr>
         <w:t xml:space="preserve">?</w:t>
       </w:r>
     </w:p>
@@ -1469,30 +2040,47 @@
         </w:numPr>
       </w:pPr>
       <w:r>
+        <w:rPr>
+          <w:lang w:val="es-ES"/>
+        </w:rPr>
         <w:t xml:space="preserve">El PC ve la MAC del gateway en</w:t>
       </w:r>
       <w:r>
+        <w:rPr>
+          <w:lang w:val="es-ES"/>
+        </w:rPr>
         <w:t xml:space="preserve"> </w:t>
       </w:r>
       <w:r>
         <w:rPr>
           <w:rStyle w:val="VerbatimChar"/>
+          <w:lang w:val="es-ES"/>
         </w:rPr>
         <w:t xml:space="preserve">arp -a</w:t>
       </w:r>
       <w:r>
+        <w:rPr>
+          <w:lang w:val="es-ES"/>
+        </w:rPr>
         <w:t xml:space="preserve">, el ping al gateway funciona, pero falla el ping a</w:t>
       </w:r>
       <w:r>
+        <w:rPr>
+          <w:lang w:val="es-ES"/>
+        </w:rPr>
         <w:t xml:space="preserve"> </w:t>
       </w:r>
       <w:r>
         <w:rPr>
           <w:rStyle w:val="VerbatimChar"/>
+          <w:lang w:val="es-ES"/>
         </w:rPr>
         <w:t xml:space="preserve">8.8.8.8</w:t>
       </w:r>
       <w:r>
+        <w:rPr>
+          <w:lang w:val="es-ES"/>
+        </w:rPr>
         <w:t xml:space="preserve">. ¿Culpas de ARP? ¿De qué síntoma sí?</w:t>
       </w:r>
     </w:p>
@@ -1505,30 +2093,52 @@
         </w:numPr>
       </w:pPr>
       <w:r>
+        <w:rPr>
+          <w:lang w:val="es-ES"/>
+        </w:rPr>
         <w:t xml:space="preserve">El EtherType del ICMP es</w:t>
       </w:r>
       <w:r>
+        <w:rPr>
+          <w:lang w:val="es-ES"/>
+        </w:rPr>
         <w:t xml:space="preserve"> </w:t>
       </w:r>
       <w:r>
         <w:rPr>
           <w:rStyle w:val="VerbatimChar"/>
+          <w:lang w:val="es-ES"/>
         </w:rPr>
         <w:t xml:space="preserve">0x0800</w:t>
       </w:r>
       <w:r>
+        <w:rPr>
+          <w:lang w:val="es-ES"/>
+        </w:rPr>
         <w:t xml:space="preserve">: ¿qué</w:t>
       </w:r>
       <w:r>
-        <w:t xml:space="preserve"> </w:t>
-      </w:r>
-      <w:r>
+        <w:rPr>
+          <w:lang w:val="es-ES"/>
+        </w:rPr>
+        <w:t xml:space="preserve"> </w:t>
+      </w:r>
+      <w:r>
+        <w:rPr>
+          <w:lang w:val="es-ES"/>
+        </w:rPr>
         <w:t xml:space="preserve">“sobre”</w:t>
       </w:r>
       <w:r>
-        <w:t xml:space="preserve"> </w:t>
-      </w:r>
-      <w:r>
+        <w:rPr>
+          <w:lang w:val="es-ES"/>
+        </w:rPr>
+        <w:t xml:space="preserve"> </w:t>
+      </w:r>
+      <w:r>
+        <w:rPr>
+          <w:lang w:val="es-ES"/>
+        </w:rPr>
         <w:t xml:space="preserve">hay dentro de la trama y en qué campo de ese sobre se copian las IPs 192.168.1.50 → 192.168.1.1?</w:t>
       </w:r>
     </w:p>
@@ -1540,25 +2150,44 @@
         <w:rPr>
           <w:b/>
           <w:bCs/>
+          <w:lang w:val="es-ES"/>
         </w:rPr>
         <w:t xml:space="preserve">Pista:</w:t>
       </w:r>
       <w:r>
-        <w:t xml:space="preserve"> </w:t>
-      </w:r>
-      <w:r>
+        <w:rPr>
+          <w:lang w:val="es-ES"/>
+        </w:rPr>
+        <w:t xml:space="preserve"> </w:t>
+      </w:r>
+      <w:r>
+        <w:rPr>
+          <w:lang w:val="es-ES"/>
+        </w:rPr>
         <w:t xml:space="preserve">ARP es el puente IP→MAC solo en la LAN; una vez resuelto, el problema de</w:t>
       </w:r>
       <w:r>
-        <w:t xml:space="preserve"> </w:t>
-      </w:r>
-      <w:r>
+        <w:rPr>
+          <w:lang w:val="es-ES"/>
+        </w:rPr>
+        <w:t xml:space="preserve"> </w:t>
+      </w:r>
+      <w:r>
+        <w:rPr>
+          <w:lang w:val="es-ES"/>
+        </w:rPr>
         <w:t xml:space="preserve">“salir a Internet”</w:t>
       </w:r>
       <w:r>
-        <w:t xml:space="preserve"> </w:t>
-      </w:r>
-      <w:r>
+        <w:rPr>
+          <w:lang w:val="es-ES"/>
+        </w:rPr>
+        <w:t xml:space="preserve"> </w:t>
+      </w:r>
+      <w:r>
+        <w:rPr>
+          <w:lang w:val="es-ES"/>
+        </w:rPr>
         <w:t xml:space="preserve">es otra capa.</w:t>
       </w:r>
     </w:p>

--- a/docx/03-direccionamiento-ip/boletin-U03-avanzado.docx
+++ b/docx/03-direccionamiento-ip/boletin-U03-avanzado.docx
@@ -15,9 +15,6 @@
             <w:pStyle w:val="TOCHeading"/>
           </w:pPr>
           <w:r>
-            <w:rPr>
-              <w:lang w:val="es-ES"/>
-            </w:rPr>
             <w:t xml:space="preserve">Table of Contents</w:t>
           </w:r>
         </w:p>
@@ -37,9 +34,6 @@
         <w:pStyle w:val="Heading1"/>
       </w:pPr>
       <w:r>
-        <w:rPr>
-          <w:lang w:val="es-ES"/>
-        </w:rPr>
         <w:t xml:space="preserve">Boletín UD3 — Avanzado</w:t>
       </w:r>
     </w:p>
@@ -50,9 +44,6 @@
         <w:pStyle w:val="Heading1"/>
       </w:pPr>
       <w:r>
-        <w:rPr>
-          <w:lang w:val="es-ES"/>
-        </w:rPr>
         <w:t xml:space="preserve">📝 Boletín UD3 — Avanzado</w:t>
       </w:r>
     </w:p>
@@ -61,9 +52,6 @@
         <w:pStyle w:val="BlockText"/>
       </w:pPr>
       <w:r>
-        <w:rPr>
-          <w:lang w:val="es-ES"/>
-        </w:rPr>
         <w:t xml:space="preserve">Ejercicios que requieren aplicar subnetting, VLSM, DHCP, cabecera IPv4, ARP y fragmentación de forma más profunda.</w:t>
       </w:r>
     </w:p>
@@ -80,9 +68,6 @@
         <w:pStyle w:val="Heading2"/>
       </w:pPr>
       <w:r>
-        <w:rPr>
-          <w:lang w:val="es-ES"/>
-        </w:rPr>
         <w:t xml:space="preserve">1. Diseño VLSM</w:t>
       </w:r>
     </w:p>
@@ -91,29 +76,19 @@
         <w:pStyle w:val="FirstParagraph"/>
       </w:pPr>
       <w:r>
-        <w:rPr>
-          <w:lang w:val="es-ES"/>
-        </w:rPr>
         <w:t xml:space="preserve">Te dan la red</w:t>
       </w:r>
       <w:r>
-        <w:rPr>
-          <w:lang w:val="es-ES"/>
-        </w:rPr>
         <w:t xml:space="preserve"> </w:t>
       </w:r>
       <w:r>
         <w:rPr>
           <w:b/>
           <w:bCs/>
-          <w:lang w:val="es-ES"/>
         </w:rPr>
         <w:t xml:space="preserve">172.16.0.0/24</w:t>
       </w:r>
       <w:r>
-        <w:rPr>
-          <w:lang w:val="es-ES"/>
-        </w:rPr>
         <w:t xml:space="preserve">. Debes diseñar el direccionamiento para:</w:t>
       </w:r>
     </w:p>
@@ -129,20 +104,13 @@
         <w:rPr>
           <w:b/>
           <w:bCs/>
-          <w:lang w:val="es-ES"/>
         </w:rPr>
         <w:t xml:space="preserve">Producción:</w:t>
       </w:r>
       <w:r>
-        <w:rPr>
-          <w:lang w:val="es-ES"/>
-        </w:rPr>
-        <w:t xml:space="preserve"> </w:t>
-      </w:r>
-      <w:r>
-        <w:rPr>
-          <w:lang w:val="es-ES"/>
-        </w:rPr>
+        <w:t xml:space="preserve"> </w:t>
+      </w:r>
+      <w:r>
         <w:t xml:space="preserve">60 hosts</w:t>
       </w:r>
     </w:p>
@@ -158,20 +126,13 @@
         <w:rPr>
           <w:b/>
           <w:bCs/>
-          <w:lang w:val="es-ES"/>
         </w:rPr>
         <w:t xml:space="preserve">Desarrollo:</w:t>
       </w:r>
       <w:r>
-        <w:rPr>
-          <w:lang w:val="es-ES"/>
-        </w:rPr>
-        <w:t xml:space="preserve"> </w:t>
-      </w:r>
-      <w:r>
-        <w:rPr>
-          <w:lang w:val="es-ES"/>
-        </w:rPr>
+        <w:t xml:space="preserve"> </w:t>
+      </w:r>
+      <w:r>
         <w:t xml:space="preserve">30 hosts</w:t>
       </w:r>
     </w:p>
@@ -187,20 +148,13 @@
         <w:rPr>
           <w:b/>
           <w:bCs/>
-          <w:lang w:val="es-ES"/>
         </w:rPr>
         <w:t xml:space="preserve">Testing:</w:t>
       </w:r>
       <w:r>
-        <w:rPr>
-          <w:lang w:val="es-ES"/>
-        </w:rPr>
-        <w:t xml:space="preserve"> </w:t>
-      </w:r>
-      <w:r>
-        <w:rPr>
-          <w:lang w:val="es-ES"/>
-        </w:rPr>
+        <w:t xml:space="preserve"> </w:t>
+      </w:r>
+      <w:r>
         <w:t xml:space="preserve">10 hosts</w:t>
       </w:r>
     </w:p>
@@ -216,20 +170,13 @@
         <w:rPr>
           <w:b/>
           <w:bCs/>
-          <w:lang w:val="es-ES"/>
         </w:rPr>
         <w:t xml:space="preserve">Enlaces WAN:</w:t>
       </w:r>
       <w:r>
-        <w:rPr>
-          <w:lang w:val="es-ES"/>
-        </w:rPr>
-        <w:t xml:space="preserve"> </w:t>
-      </w:r>
-      <w:r>
-        <w:rPr>
-          <w:lang w:val="es-ES"/>
-        </w:rPr>
+        <w:t xml:space="preserve"> </w:t>
+      </w:r>
+      <w:r>
         <w:t xml:space="preserve">3 enlaces punto a punto (2 IPs cada uno)</w:t>
       </w:r>
     </w:p>
@@ -242,9 +189,6 @@
         </w:numPr>
       </w:pPr>
       <w:r>
-        <w:rPr>
-          <w:lang w:val="es-ES"/>
-        </w:rPr>
         <w:t xml:space="preserve">Diseña el VLSM con el mínimo desperdicio de direcciones.</w:t>
       </w:r>
     </w:p>
@@ -257,9 +201,6 @@
         </w:numPr>
       </w:pPr>
       <w:r>
-        <w:rPr>
-          <w:lang w:val="es-ES"/>
-        </w:rPr>
         <w:t xml:space="preserve">Indica la red, máscara, rango de hosts y broadcast para cada subred.</w:t>
       </w:r>
     </w:p>
@@ -272,9 +213,6 @@
         </w:numPr>
       </w:pPr>
       <w:r>
-        <w:rPr>
-          <w:lang w:val="es-ES"/>
-        </w:rPr>
         <w:t xml:space="preserve">¿Cuántas IPs sobran?</w:t>
       </w:r>
     </w:p>
@@ -286,20 +224,13 @@
         <w:rPr>
           <w:b/>
           <w:bCs/>
-          <w:lang w:val="es-ES"/>
         </w:rPr>
         <w:t xml:space="preserve">Pista:</w:t>
       </w:r>
       <w:r>
-        <w:rPr>
-          <w:lang w:val="es-ES"/>
-        </w:rPr>
-        <w:t xml:space="preserve"> </w:t>
-      </w:r>
-      <w:r>
-        <w:rPr>
-          <w:lang w:val="es-ES"/>
-        </w:rPr>
+        <w:t xml:space="preserve"> </w:t>
+      </w:r>
+      <w:r>
         <w:t xml:space="preserve">Ordena de mayor a menor necesidad. Recuerda que los enlaces /30 solo necesitan 2 hosts.</w:t>
       </w:r>
     </w:p>
@@ -310,9 +241,6 @@
         <w:pStyle w:val="Heading2"/>
       </w:pPr>
       <w:r>
-        <w:rPr>
-          <w:lang w:val="es-ES"/>
-        </w:rPr>
         <w:t xml:space="preserve">2. Diagnóstico DHCP</w:t>
       </w:r>
     </w:p>
@@ -321,9 +249,6 @@
         <w:pStyle w:val="FirstParagraph"/>
       </w:pPr>
       <w:r>
-        <w:rPr>
-          <w:lang w:val="es-ES"/>
-        </w:rPr>
         <w:t xml:space="preserve">Un usuario no puede conectarse a Internet. Su configuración IP es:</w:t>
       </w:r>
     </w:p>
@@ -334,7 +259,6 @@
       <w:r>
         <w:rPr>
           <w:rStyle w:val="VerbatimChar"/>
-          <w:lang w:val="es-ES"/>
         </w:rPr>
         <w:t xml:space="preserve">IPv4: 169.254.15.33</w:t>
       </w:r>
@@ -344,7 +268,6 @@
       <w:r>
         <w:rPr>
           <w:rStyle w:val="VerbatimChar"/>
-          <w:lang w:val="es-ES"/>
         </w:rPr>
         <w:t xml:space="preserve">Máscara: 255.255.0.0</w:t>
       </w:r>
@@ -354,7 +277,6 @@
       <w:r>
         <w:rPr>
           <w:rStyle w:val="VerbatimChar"/>
-          <w:lang w:val="es-ES"/>
         </w:rPr>
         <w:t xml:space="preserve">Gateway: (vacío)</w:t>
       </w:r>
@@ -364,7 +286,6 @@
       <w:r>
         <w:rPr>
           <w:rStyle w:val="VerbatimChar"/>
-          <w:lang w:val="es-ES"/>
         </w:rPr>
         <w:t xml:space="preserve">DNS: (vacío)</w:t>
       </w:r>
@@ -378,9 +299,6 @@
         </w:numPr>
       </w:pPr>
       <w:r>
-        <w:rPr>
-          <w:lang w:val="es-ES"/>
-        </w:rPr>
         <w:t xml:space="preserve">¿Qué tipo de dirección es 169.254.15.33?</w:t>
       </w:r>
     </w:p>
@@ -393,9 +311,6 @@
         </w:numPr>
       </w:pPr>
       <w:r>
-        <w:rPr>
-          <w:lang w:val="es-ES"/>
-        </w:rPr>
         <w:t xml:space="preserve">¿Por qué tiene esa IP?</w:t>
       </w:r>
     </w:p>
@@ -408,9 +323,6 @@
         </w:numPr>
       </w:pPr>
       <w:r>
-        <w:rPr>
-          <w:lang w:val="es-ES"/>
-        </w:rPr>
         <w:t xml:space="preserve">¿Qué solución propones?</w:t>
       </w:r>
     </w:p>
@@ -422,20 +334,13 @@
         <w:rPr>
           <w:b/>
           <w:bCs/>
-          <w:lang w:val="es-ES"/>
         </w:rPr>
         <w:t xml:space="preserve">Pista:</w:t>
       </w:r>
       <w:r>
-        <w:rPr>
-          <w:lang w:val="es-ES"/>
-        </w:rPr>
-        <w:t xml:space="preserve"> </w:t>
-      </w:r>
-      <w:r>
-        <w:rPr>
-          <w:lang w:val="es-ES"/>
-        </w:rPr>
+        <w:t xml:space="preserve"> </w:t>
+      </w:r>
+      <w:r>
         <w:t xml:space="preserve">169.254.0.0/16 es APIPA (Automatic Private IP Addressing). Windows asigna esta IP cuando el servidor DHCP no responde.</w:t>
       </w:r>
     </w:p>
@@ -446,9 +351,6 @@
         <w:pStyle w:val="Heading2"/>
       </w:pPr>
       <w:r>
-        <w:rPr>
-          <w:lang w:val="es-ES"/>
-        </w:rPr>
         <w:t xml:space="preserve">3. Subnetting binario</w:t>
       </w:r>
     </w:p>
@@ -457,9 +359,6 @@
         <w:pStyle w:val="FirstParagraph"/>
       </w:pPr>
       <w:r>
-        <w:rPr>
-          <w:lang w:val="es-ES"/>
-        </w:rPr>
         <w:t xml:space="preserve">Dada la IP 200.100.50.30 con máscara 255.255.255.224 (/27):</w:t>
       </w:r>
     </w:p>
@@ -472,9 +371,6 @@
         </w:numPr>
       </w:pPr>
       <w:r>
-        <w:rPr>
-          <w:lang w:val="es-ES"/>
-        </w:rPr>
         <w:t xml:space="preserve">Escribe la IP y la máscara en binario</w:t>
       </w:r>
     </w:p>
@@ -487,9 +383,6 @@
         </w:numPr>
       </w:pPr>
       <w:r>
-        <w:rPr>
-          <w:lang w:val="es-ES"/>
-        </w:rPr>
         <w:t xml:space="preserve">Calcula la dirección de red (AND)</w:t>
       </w:r>
     </w:p>
@@ -502,9 +395,6 @@
         </w:numPr>
       </w:pPr>
       <w:r>
-        <w:rPr>
-          <w:lang w:val="es-ES"/>
-        </w:rPr>
         <w:t xml:space="preserve">¿Cuál es la dirección de broadcast?</w:t>
       </w:r>
     </w:p>
@@ -517,9 +407,6 @@
         </w:numPr>
       </w:pPr>
       <w:r>
-        <w:rPr>
-          <w:lang w:val="es-ES"/>
-        </w:rPr>
         <w:t xml:space="preserve">¿Cuántos hosts útiles tiene esta subred?</w:t>
       </w:r>
     </w:p>
@@ -532,9 +419,6 @@
         </w:numPr>
       </w:pPr>
       <w:r>
-        <w:rPr>
-          <w:lang w:val="es-ES"/>
-        </w:rPr>
         <w:t xml:space="preserve">¿La IP 200.100.50.62 está en la misma subred? ¿Por qué?</w:t>
       </w:r>
     </w:p>
@@ -545,9 +429,6 @@
         <w:pStyle w:val="Heading2"/>
       </w:pPr>
       <w:r>
-        <w:rPr>
-          <w:lang w:val="es-ES"/>
-        </w:rPr>
         <w:t xml:space="preserve">4. Resumen de subredes</w:t>
       </w:r>
     </w:p>
@@ -556,9 +437,6 @@
         <w:pStyle w:val="FirstParagraph"/>
       </w:pPr>
       <w:r>
-        <w:rPr>
-          <w:lang w:val="es-ES"/>
-        </w:rPr>
         <w:t xml:space="preserve">Tienes 10.0.0.0/16. Necesitas crear 8 subredes del mismo tamaño.</w:t>
       </w:r>
     </w:p>
@@ -571,9 +449,6 @@
         </w:numPr>
       </w:pPr>
       <w:r>
-        <w:rPr>
-          <w:lang w:val="es-ES"/>
-        </w:rPr>
         <w:t xml:space="preserve">¿Cuántos bits debes pedir prestados?</w:t>
       </w:r>
     </w:p>
@@ -586,9 +461,6 @@
         </w:numPr>
       </w:pPr>
       <w:r>
-        <w:rPr>
-          <w:lang w:val="es-ES"/>
-        </w:rPr>
         <w:t xml:space="preserve">¿Cuál es la nueva máscara?</w:t>
       </w:r>
     </w:p>
@@ -601,9 +473,6 @@
         </w:numPr>
       </w:pPr>
       <w:r>
-        <w:rPr>
-          <w:lang w:val="es-ES"/>
-        </w:rPr>
         <w:t xml:space="preserve">¿Cuántos hosts por subred?</w:t>
       </w:r>
     </w:p>
@@ -616,9 +485,6 @@
         </w:numPr>
       </w:pPr>
       <w:r>
-        <w:rPr>
-          <w:lang w:val="es-ES"/>
-        </w:rPr>
         <w:t xml:space="preserve">Enumera las 8 direcciones de red resultantes</w:t>
       </w:r>
     </w:p>
@@ -629,9 +495,6 @@
         <w:pStyle w:val="Heading2"/>
       </w:pPr>
       <w:r>
-        <w:rPr>
-          <w:lang w:val="es-ES"/>
-        </w:rPr>
         <w:t xml:space="preserve">5. Sumarización de rutas</w:t>
       </w:r>
     </w:p>
@@ -640,57 +503,30 @@
         <w:pStyle w:val="FirstParagraph"/>
       </w:pPr>
       <w:r>
-        <w:rPr>
-          <w:lang w:val="es-ES"/>
-        </w:rPr>
         <w:t xml:space="preserve">Tienes estas 4 subredes:</w:t>
       </w:r>
       <w:r>
-        <w:rPr>
-          <w:lang w:val="es-ES"/>
-        </w:rPr>
-        <w:t xml:space="preserve"> </w:t>
-      </w:r>
-      <w:r>
-        <w:rPr>
-          <w:lang w:val="es-ES"/>
-        </w:rPr>
+        <w:t xml:space="preserve"> </w:t>
+      </w:r>
+      <w:r>
         <w:t xml:space="preserve">- 192.168.0.0/24</w:t>
       </w:r>
       <w:r>
-        <w:rPr>
-          <w:lang w:val="es-ES"/>
-        </w:rPr>
-        <w:t xml:space="preserve"> </w:t>
-      </w:r>
-      <w:r>
-        <w:rPr>
-          <w:lang w:val="es-ES"/>
-        </w:rPr>
+        <w:t xml:space="preserve"> </w:t>
+      </w:r>
+      <w:r>
         <w:t xml:space="preserve">- 192.168.1.0/24</w:t>
       </w:r>
       <w:r>
-        <w:rPr>
-          <w:lang w:val="es-ES"/>
-        </w:rPr>
-        <w:t xml:space="preserve"> </w:t>
-      </w:r>
-      <w:r>
-        <w:rPr>
-          <w:lang w:val="es-ES"/>
-        </w:rPr>
+        <w:t xml:space="preserve"> </w:t>
+      </w:r>
+      <w:r>
         <w:t xml:space="preserve">- 192.168.2.0/24</w:t>
       </w:r>
       <w:r>
-        <w:rPr>
-          <w:lang w:val="es-ES"/>
-        </w:rPr>
-        <w:t xml:space="preserve"> </w:t>
-      </w:r>
-      <w:r>
-        <w:rPr>
-          <w:lang w:val="es-ES"/>
-        </w:rPr>
+        <w:t xml:space="preserve"> </w:t>
+      </w:r>
+      <w:r>
         <w:t xml:space="preserve">- 192.168.3.0/24</w:t>
       </w:r>
     </w:p>
@@ -703,9 +539,6 @@
         </w:numPr>
       </w:pPr>
       <w:r>
-        <w:rPr>
-          <w:lang w:val="es-ES"/>
-        </w:rPr>
         <w:t xml:space="preserve">¿Puedes resumirlas en una sola ruta? ¿Cuál?</w:t>
       </w:r>
     </w:p>
@@ -718,9 +551,6 @@
         </w:numPr>
       </w:pPr>
       <w:r>
-        <w:rPr>
-          <w:lang w:val="es-ES"/>
-        </w:rPr>
         <w:t xml:space="preserve">¿Qué máscara tendría la ruta resumida?</w:t>
       </w:r>
     </w:p>
@@ -733,9 +563,6 @@
         </w:numPr>
       </w:pPr>
       <w:r>
-        <w:rPr>
-          <w:lang w:val="es-ES"/>
-        </w:rPr>
         <w:t xml:space="preserve">¿Cuántas IPs totales abarca la ruta resumida?</w:t>
       </w:r>
     </w:p>
@@ -747,20 +574,13 @@
         <w:rPr>
           <w:b/>
           <w:bCs/>
-          <w:lang w:val="es-ES"/>
         </w:rPr>
         <w:t xml:space="preserve">Pista:</w:t>
       </w:r>
       <w:r>
-        <w:rPr>
-          <w:lang w:val="es-ES"/>
-        </w:rPr>
-        <w:t xml:space="preserve"> </w:t>
-      </w:r>
-      <w:r>
-        <w:rPr>
-          <w:lang w:val="es-ES"/>
-        </w:rPr>
+        <w:t xml:space="preserve"> </w:t>
+      </w:r>
+      <w:r>
         <w:t xml:space="preserve">Mira los bits en común. Las 4 redes comparten los primeros 22 bits.</w:t>
       </w:r>
     </w:p>
@@ -771,9 +591,6 @@
         <w:pStyle w:val="Heading2"/>
       </w:pPr>
       <w:r>
-        <w:rPr>
-          <w:lang w:val="es-ES"/>
-        </w:rPr>
         <w:t xml:space="preserve">6. Plan de direccionamiento para una empresa</w:t>
       </w:r>
     </w:p>
@@ -782,9 +599,6 @@
         <w:pStyle w:val="FirstParagraph"/>
       </w:pPr>
       <w:r>
-        <w:rPr>
-          <w:lang w:val="es-ES"/>
-        </w:rPr>
         <w:t xml:space="preserve">Diseña un plan completo para una empresa con:</w:t>
       </w:r>
     </w:p>
@@ -796,56 +610,31 @@
         <w:rPr>
           <w:b/>
           <w:bCs/>
-          <w:lang w:val="es-ES"/>
         </w:rPr>
         <w:t xml:space="preserve">Sede central:</w:t>
       </w:r>
       <w:r>
-        <w:rPr>
-          <w:lang w:val="es-ES"/>
-        </w:rPr>
-        <w:t xml:space="preserve"> </w:t>
-      </w:r>
-      <w:r>
-        <w:rPr>
-          <w:lang w:val="es-ES"/>
-        </w:rPr>
+        <w:t xml:space="preserve"> </w:t>
+      </w:r>
+      <w:r>
         <w:t xml:space="preserve">- 200 hosts en Administración</w:t>
       </w:r>
       <w:r>
-        <w:rPr>
-          <w:lang w:val="es-ES"/>
-        </w:rPr>
-        <w:t xml:space="preserve"> </w:t>
-      </w:r>
-      <w:r>
-        <w:rPr>
-          <w:lang w:val="es-ES"/>
-        </w:rPr>
+        <w:t xml:space="preserve"> </w:t>
+      </w:r>
+      <w:r>
         <w:t xml:space="preserve">- 100 hosts en Producción</w:t>
       </w:r>
       <w:r>
-        <w:rPr>
-          <w:lang w:val="es-ES"/>
-        </w:rPr>
-        <w:t xml:space="preserve"> </w:t>
-      </w:r>
-      <w:r>
-        <w:rPr>
-          <w:lang w:val="es-ES"/>
-        </w:rPr>
+        <w:t xml:space="preserve"> </w:t>
+      </w:r>
+      <w:r>
         <w:t xml:space="preserve">- 50 hosts en IT</w:t>
       </w:r>
       <w:r>
-        <w:rPr>
-          <w:lang w:val="es-ES"/>
-        </w:rPr>
-        <w:t xml:space="preserve"> </w:t>
-      </w:r>
-      <w:r>
-        <w:rPr>
-          <w:lang w:val="es-ES"/>
-        </w:rPr>
+        <w:t xml:space="preserve"> </w:t>
+      </w:r>
+      <w:r>
         <w:t xml:space="preserve">- 10 hosts en Dirección</w:t>
       </w:r>
     </w:p>
@@ -857,32 +646,19 @@
         <w:rPr>
           <w:b/>
           <w:bCs/>
-          <w:lang w:val="es-ES"/>
         </w:rPr>
         <w:t xml:space="preserve">Sucursal:</w:t>
       </w:r>
       <w:r>
-        <w:rPr>
-          <w:lang w:val="es-ES"/>
-        </w:rPr>
-        <w:t xml:space="preserve"> </w:t>
-      </w:r>
-      <w:r>
-        <w:rPr>
-          <w:lang w:val="es-ES"/>
-        </w:rPr>
+        <w:t xml:space="preserve"> </w:t>
+      </w:r>
+      <w:r>
         <w:t xml:space="preserve">- 50 hosts en Ventas</w:t>
       </w:r>
       <w:r>
-        <w:rPr>
-          <w:lang w:val="es-ES"/>
-        </w:rPr>
-        <w:t xml:space="preserve"> </w:t>
-      </w:r>
-      <w:r>
-        <w:rPr>
-          <w:lang w:val="es-ES"/>
-        </w:rPr>
+        <w:t xml:space="preserve"> </w:t>
+      </w:r>
+      <w:r>
         <w:t xml:space="preserve">- 20 hosts en Almacén</w:t>
       </w:r>
     </w:p>
@@ -894,20 +670,13 @@
         <w:rPr>
           <w:b/>
           <w:bCs/>
-          <w:lang w:val="es-ES"/>
         </w:rPr>
         <w:t xml:space="preserve">Enlaces:</w:t>
       </w:r>
       <w:r>
-        <w:rPr>
-          <w:lang w:val="es-ES"/>
-        </w:rPr>
-        <w:t xml:space="preserve"> </w:t>
-      </w:r>
-      <w:r>
-        <w:rPr>
-          <w:lang w:val="es-ES"/>
-        </w:rPr>
+        <w:t xml:space="preserve"> </w:t>
+      </w:r>
+      <w:r>
         <w:t xml:space="preserve">- 1 enlace /30 entre sede y sucursal</w:t>
       </w:r>
     </w:p>
@@ -916,29 +685,19 @@
         <w:pStyle w:val="BodyText"/>
       </w:pPr>
       <w:r>
-        <w:rPr>
-          <w:lang w:val="es-ES"/>
-        </w:rPr>
         <w:t xml:space="preserve">Te dan la red</w:t>
       </w:r>
       <w:r>
-        <w:rPr>
-          <w:lang w:val="es-ES"/>
-        </w:rPr>
         <w:t xml:space="preserve"> </w:t>
       </w:r>
       <w:r>
         <w:rPr>
           <w:b/>
           <w:bCs/>
-          <w:lang w:val="es-ES"/>
         </w:rPr>
         <w:t xml:space="preserve">10.0.0.0/22</w:t>
       </w:r>
       <w:r>
-        <w:rPr>
-          <w:lang w:val="es-ES"/>
-        </w:rPr>
         <w:t xml:space="preserve">.</w:t>
       </w:r>
     </w:p>
@@ -951,9 +710,6 @@
         </w:numPr>
       </w:pPr>
       <w:r>
-        <w:rPr>
-          <w:lang w:val="es-ES"/>
-        </w:rPr>
         <w:t xml:space="preserve">Diseña el VLSM completo</w:t>
       </w:r>
     </w:p>
@@ -966,9 +722,6 @@
         </w:numPr>
       </w:pPr>
       <w:r>
-        <w:rPr>
-          <w:lang w:val="es-ES"/>
-        </w:rPr>
         <w:t xml:space="preserve">¿Cuántas IPs sobran?</w:t>
       </w:r>
     </w:p>
@@ -981,9 +734,6 @@
         </w:numPr>
       </w:pPr>
       <w:r>
-        <w:rPr>
-          <w:lang w:val="es-ES"/>
-        </w:rPr>
         <w:t xml:space="preserve">¿Qué problemas podrías encontrar si la empresa crece al doble?</w:t>
       </w:r>
     </w:p>
@@ -994,9 +744,6 @@
         <w:pStyle w:val="Heading2"/>
       </w:pPr>
       <w:r>
-        <w:rPr>
-          <w:lang w:val="es-ES"/>
-        </w:rPr>
         <w:t xml:space="preserve">7. VLSM con requisitos mínimos</w:t>
       </w:r>
     </w:p>
@@ -1005,35 +752,22 @@
         <w:pStyle w:val="FirstParagraph"/>
       </w:pPr>
       <w:r>
-        <w:rPr>
-          <w:lang w:val="es-ES"/>
-        </w:rPr>
         <w:t xml:space="preserve">Tienes la red</w:t>
       </w:r>
       <w:r>
-        <w:rPr>
-          <w:lang w:val="es-ES"/>
-        </w:rPr>
         <w:t xml:space="preserve"> </w:t>
       </w:r>
       <w:r>
         <w:rPr>
           <w:b/>
           <w:bCs/>
-          <w:lang w:val="es-ES"/>
         </w:rPr>
         <w:t xml:space="preserve">192.168.1.0/24</w:t>
       </w:r>
       <w:r>
-        <w:rPr>
-          <w:lang w:val="es-ES"/>
-        </w:rPr>
-        <w:t xml:space="preserve"> </w:t>
-      </w:r>
-      <w:r>
-        <w:rPr>
-          <w:lang w:val="es-ES"/>
-        </w:rPr>
+        <w:t xml:space="preserve"> </w:t>
+      </w:r>
+      <w:r>
         <w:t xml:space="preserve">y necesitas estas subredes:</w:t>
       </w:r>
     </w:p>
@@ -1049,20 +783,13 @@
         <w:rPr>
           <w:b/>
           <w:bCs/>
-          <w:lang w:val="es-ES"/>
         </w:rPr>
         <w:t xml:space="preserve">Producción:</w:t>
       </w:r>
       <w:r>
-        <w:rPr>
-          <w:lang w:val="es-ES"/>
-        </w:rPr>
-        <w:t xml:space="preserve"> </w:t>
-      </w:r>
-      <w:r>
-        <w:rPr>
-          <w:lang w:val="es-ES"/>
-        </w:rPr>
+        <w:t xml:space="preserve"> </w:t>
+      </w:r>
+      <w:r>
         <w:t xml:space="preserve">50 hosts</w:t>
       </w:r>
     </w:p>
@@ -1078,20 +805,13 @@
         <w:rPr>
           <w:b/>
           <w:bCs/>
-          <w:lang w:val="es-ES"/>
         </w:rPr>
         <w:t xml:space="preserve">Comercial:</w:t>
       </w:r>
       <w:r>
-        <w:rPr>
-          <w:lang w:val="es-ES"/>
-        </w:rPr>
-        <w:t xml:space="preserve"> </w:t>
-      </w:r>
-      <w:r>
-        <w:rPr>
-          <w:lang w:val="es-ES"/>
-        </w:rPr>
+        <w:t xml:space="preserve"> </w:t>
+      </w:r>
+      <w:r>
         <w:t xml:space="preserve">25 hosts</w:t>
       </w:r>
     </w:p>
@@ -1107,20 +827,13 @@
         <w:rPr>
           <w:b/>
           <w:bCs/>
-          <w:lang w:val="es-ES"/>
         </w:rPr>
         <w:t xml:space="preserve">Soporte:</w:t>
       </w:r>
       <w:r>
-        <w:rPr>
-          <w:lang w:val="es-ES"/>
-        </w:rPr>
-        <w:t xml:space="preserve"> </w:t>
-      </w:r>
-      <w:r>
-        <w:rPr>
-          <w:lang w:val="es-ES"/>
-        </w:rPr>
+        <w:t xml:space="preserve"> </w:t>
+      </w:r>
+      <w:r>
         <w:t xml:space="preserve">10 hosts</w:t>
       </w:r>
     </w:p>
@@ -1136,20 +849,13 @@
         <w:rPr>
           <w:b/>
           <w:bCs/>
-          <w:lang w:val="es-ES"/>
         </w:rPr>
         <w:t xml:space="preserve">Enlace WAN:</w:t>
       </w:r>
       <w:r>
-        <w:rPr>
-          <w:lang w:val="es-ES"/>
-        </w:rPr>
-        <w:t xml:space="preserve"> </w:t>
-      </w:r>
-      <w:r>
-        <w:rPr>
-          <w:lang w:val="es-ES"/>
-        </w:rPr>
+        <w:t xml:space="preserve"> </w:t>
+      </w:r>
+      <w:r>
         <w:t xml:space="preserve">2 hosts</w:t>
       </w:r>
     </w:p>
@@ -1162,35 +868,22 @@
         </w:numPr>
       </w:pPr>
       <w:r>
-        <w:rPr>
-          <w:lang w:val="es-ES"/>
-        </w:rPr>
         <w:t xml:space="preserve">Diseña el</w:t>
       </w:r>
       <w:r>
-        <w:rPr>
-          <w:lang w:val="es-ES"/>
-        </w:rPr>
         <w:t xml:space="preserve"> </w:t>
       </w:r>
       <w:r>
         <w:rPr>
           <w:b/>
           <w:bCs/>
-          <w:lang w:val="es-ES"/>
         </w:rPr>
         <w:t xml:space="preserve">VLSM mínimo</w:t>
       </w:r>
       <w:r>
-        <w:rPr>
-          <w:lang w:val="es-ES"/>
-        </w:rPr>
-        <w:t xml:space="preserve"> </w:t>
-      </w:r>
-      <w:r>
-        <w:rPr>
-          <w:lang w:val="es-ES"/>
-        </w:rPr>
+        <w:t xml:space="preserve"> </w:t>
+      </w:r>
+      <w:r>
         <w:t xml:space="preserve">(sin desperdiciar IPs): indica red, máscara, rango y broadcast de cada subred.</w:t>
       </w:r>
     </w:p>
@@ -1203,9 +896,6 @@
         </w:numPr>
       </w:pPr>
       <w:r>
-        <w:rPr>
-          <w:lang w:val="es-ES"/>
-        </w:rPr>
         <w:t xml:space="preserve">¿Qué bloque queda libre al final y de qué tamaño?</w:t>
       </w:r>
     </w:p>
@@ -1217,39 +907,25 @@
         <w:rPr>
           <w:b/>
           <w:bCs/>
-          <w:lang w:val="es-ES"/>
         </w:rPr>
         <w:t xml:space="preserve">Pista:</w:t>
       </w:r>
       <w:r>
-        <w:rPr>
-          <w:lang w:val="es-ES"/>
-        </w:rPr>
-        <w:t xml:space="preserve"> </w:t>
-      </w:r>
-      <w:r>
-        <w:rPr>
-          <w:lang w:val="es-ES"/>
-        </w:rPr>
+        <w:t xml:space="preserve"> </w:t>
+      </w:r>
+      <w:r>
         <w:t xml:space="preserve">Ordena de mayor a menor necesidad y elige para cada subred la máscara más pequeña que cumpla</w:t>
       </w:r>
       <w:r>
-        <w:rPr>
-          <w:lang w:val="es-ES"/>
-        </w:rPr>
         <w:t xml:space="preserve"> </w:t>
       </w:r>
       <w:r>
         <w:rPr>
           <w:rStyle w:val="VerbatimChar"/>
-          <w:lang w:val="es-ES"/>
         </w:rPr>
         <w:t xml:space="preserve">2ʰ − 2 ≥ hosts</w:t>
       </w:r>
       <w:r>
-        <w:rPr>
-          <w:lang w:val="es-ES"/>
-        </w:rPr>
         <w:t xml:space="preserve">. Recuerda que cada subred empieza donde terminó la anterior.</w:t>
       </w:r>
     </w:p>
@@ -1260,9 +936,6 @@
         <w:pStyle w:val="Heading2"/>
       </w:pPr>
       <w:r>
-        <w:rPr>
-          <w:lang w:val="es-ES"/>
-        </w:rPr>
         <w:t xml:space="preserve">8. Conflicto de IP</w:t>
       </w:r>
     </w:p>
@@ -1271,99 +944,62 @@
         <w:pStyle w:val="FirstParagraph"/>
       </w:pPr>
       <w:r>
-        <w:rPr>
-          <w:lang w:val="es-ES"/>
-        </w:rPr>
         <w:t xml:space="preserve">El administrador de una empresa configura</w:t>
       </w:r>
       <w:r>
-        <w:rPr>
-          <w:lang w:val="es-ES"/>
-        </w:rPr>
         <w:t xml:space="preserve"> </w:t>
       </w:r>
       <w:r>
         <w:rPr>
           <w:b/>
           <w:bCs/>
-          <w:lang w:val="es-ES"/>
         </w:rPr>
         <w:t xml:space="preserve">manual (estática)</w:t>
       </w:r>
       <w:r>
-        <w:rPr>
-          <w:lang w:val="es-ES"/>
-        </w:rPr>
-        <w:t xml:space="preserve"> </w:t>
-      </w:r>
-      <w:r>
-        <w:rPr>
-          <w:lang w:val="es-ES"/>
-        </w:rPr>
+        <w:t xml:space="preserve"> </w:t>
+      </w:r>
+      <w:r>
         <w:t xml:space="preserve">la IP</w:t>
       </w:r>
       <w:r>
-        <w:rPr>
-          <w:lang w:val="es-ES"/>
-        </w:rPr>
         <w:t xml:space="preserve"> </w:t>
       </w:r>
       <w:r>
         <w:rPr>
           <w:rStyle w:val="VerbatimChar"/>
-          <w:lang w:val="es-ES"/>
         </w:rPr>
         <w:t xml:space="preserve">192.168.1.20</w:t>
       </w:r>
       <w:r>
-        <w:rPr>
-          <w:lang w:val="es-ES"/>
-        </w:rPr>
-        <w:t xml:space="preserve"> </w:t>
-      </w:r>
-      <w:r>
-        <w:rPr>
-          <w:lang w:val="es-ES"/>
-        </w:rPr>
+        <w:t xml:space="preserve"> </w:t>
+      </w:r>
+      <w:r>
         <w:t xml:space="preserve">en una impresora. Lamentablemente, esa IP está dentro del</w:t>
       </w:r>
       <w:r>
-        <w:rPr>
-          <w:lang w:val="es-ES"/>
-        </w:rPr>
         <w:t xml:space="preserve"> </w:t>
       </w:r>
       <w:r>
         <w:rPr>
           <w:b/>
           <w:bCs/>
-          <w:lang w:val="es-ES"/>
         </w:rPr>
         <w:t xml:space="preserve">pool DHCP</w:t>
       </w:r>
       <w:r>
-        <w:rPr>
-          <w:lang w:val="es-ES"/>
-        </w:rPr>
-        <w:t xml:space="preserve"> </w:t>
-      </w:r>
-      <w:r>
-        <w:rPr>
-          <w:lang w:val="es-ES"/>
-        </w:rPr>
+        <w:t xml:space="preserve"> </w:t>
+      </w:r>
+      <w:r>
         <w:t xml:space="preserve">que reparte el router (</w:t>
       </w:r>
       <w:r>
         <w:rPr>
           <w:rStyle w:val="VerbatimChar"/>
-          <w:lang w:val="es-ES"/>
         </w:rPr>
         <w:t xml:space="preserve">network 192.168.1.0 255.255.255.0</w:t>
       </w:r>
       <w:r>
-        <w:rPr>
-          <w:lang w:val="es-ES"/>
-        </w:rPr>
         <w:t xml:space="preserve">).</w:t>
       </w:r>
     </w:p>
@@ -1376,28 +1012,18 @@
         </w:numPr>
       </w:pPr>
       <w:r>
-        <w:rPr>
-          <w:lang w:val="es-ES"/>
-        </w:rPr>
         <w:t xml:space="preserve">Explica qué ocurre cuando un PC pide IP por DHCP y recibe</w:t>
       </w:r>
       <w:r>
-        <w:rPr>
-          <w:lang w:val="es-ES"/>
-        </w:rPr>
         <w:t xml:space="preserve"> </w:t>
       </w:r>
       <w:r>
         <w:rPr>
           <w:rStyle w:val="VerbatimChar"/>
-          <w:lang w:val="es-ES"/>
         </w:rPr>
         <w:t xml:space="preserve">192.168.1.20</w:t>
       </w:r>
       <w:r>
-        <w:rPr>
-          <w:lang w:val="es-ES"/>
-        </w:rPr>
         <w:t xml:space="preserve">, que ya tiene la impresora.</w:t>
       </w:r>
     </w:p>
@@ -1410,9 +1036,6 @@
         </w:numPr>
       </w:pPr>
       <w:r>
-        <w:rPr>
-          <w:lang w:val="es-ES"/>
-        </w:rPr>
         <w:t xml:space="preserve">¿Cómo detectaría el administrador el conflicto? ¿Qué comando usaría en el router?</w:t>
       </w:r>
     </w:p>
@@ -1425,35 +1048,22 @@
         </w:numPr>
       </w:pPr>
       <w:r>
-        <w:rPr>
-          <w:lang w:val="es-ES"/>
-        </w:rPr>
         <w:t xml:space="preserve">¿Cómo se</w:t>
       </w:r>
       <w:r>
-        <w:rPr>
-          <w:lang w:val="es-ES"/>
-        </w:rPr>
         <w:t xml:space="preserve"> </w:t>
       </w:r>
       <w:r>
         <w:rPr>
           <w:b/>
           <w:bCs/>
-          <w:lang w:val="es-ES"/>
         </w:rPr>
         <w:t xml:space="preserve">previene</w:t>
       </w:r>
       <w:r>
-        <w:rPr>
-          <w:lang w:val="es-ES"/>
-        </w:rPr>
-        <w:t xml:space="preserve"> </w:t>
-      </w:r>
-      <w:r>
-        <w:rPr>
-          <w:lang w:val="es-ES"/>
-        </w:rPr>
+        <w:t xml:space="preserve"> </w:t>
+      </w:r>
+      <w:r>
         <w:t xml:space="preserve">este problema desde el diseño?</w:t>
       </w:r>
     </w:p>
@@ -1465,76 +1075,46 @@
         <w:rPr>
           <w:b/>
           <w:bCs/>
-          <w:lang w:val="es-ES"/>
         </w:rPr>
         <w:t xml:space="preserve">Pista:</w:t>
       </w:r>
       <w:r>
-        <w:rPr>
-          <w:lang w:val="es-ES"/>
-        </w:rPr>
-        <w:t xml:space="preserve"> </w:t>
-      </w:r>
-      <w:r>
-        <w:rPr>
-          <w:lang w:val="es-ES"/>
-        </w:rPr>
+        <w:t xml:space="preserve"> </w:t>
+      </w:r>
+      <w:r>
         <w:t xml:space="preserve">Antes de conceder una IP, el servidor DHCP suele comprobar (el RFC lo llama</w:t>
       </w:r>
       <w:r>
-        <w:rPr>
-          <w:lang w:val="es-ES"/>
-        </w:rPr>
-        <w:t xml:space="preserve"> </w:t>
-      </w:r>
-      <w:r>
-        <w:rPr>
-          <w:lang w:val="es-ES"/>
-        </w:rPr>
+        <w:t xml:space="preserve"> </w:t>
+      </w:r>
+      <w:r>
         <w:t xml:space="preserve">“ping”</w:t>
       </w:r>
       <w:r>
-        <w:rPr>
-          <w:lang w:val="es-ES"/>
-        </w:rPr>
         <w:t xml:space="preserve">) si la dirección ya está en uso. En Cisco el resultado se registra en una tabla concreta que se consulta con</w:t>
       </w:r>
       <w:r>
-        <w:rPr>
-          <w:lang w:val="es-ES"/>
-        </w:rPr>
         <w:t xml:space="preserve"> </w:t>
       </w:r>
       <w:r>
         <w:rPr>
           <w:rStyle w:val="VerbatimChar"/>
-          <w:lang w:val="es-ES"/>
         </w:rPr>
         <w:t xml:space="preserve">show</w:t>
       </w:r>
       <w:r>
-        <w:rPr>
-          <w:lang w:val="es-ES"/>
-        </w:rPr>
         <w:t xml:space="preserve">. Y la solución de fondo ya la viste en el punto 8 de la unidad:</w:t>
       </w:r>
       <w:r>
-        <w:rPr>
-          <w:lang w:val="es-ES"/>
-        </w:rPr>
         <w:t xml:space="preserve"> </w:t>
       </w:r>
       <w:r>
         <w:rPr>
           <w:rStyle w:val="VerbatimChar"/>
-          <w:lang w:val="es-ES"/>
         </w:rPr>
         <w:t xml:space="preserve">ip dhcp excluded-address</w:t>
       </w:r>
       <w:r>
-        <w:rPr>
-          <w:lang w:val="es-ES"/>
-        </w:rPr>
         <w:t xml:space="preserve">.</w:t>
       </w:r>
     </w:p>
@@ -1545,9 +1125,6 @@
         <w:pStyle w:val="Heading2"/>
       </w:pPr>
       <w:r>
-        <w:rPr>
-          <w:lang w:val="es-ES"/>
-        </w:rPr>
         <w:t xml:space="preserve">9. Fragmentación real (túnel y MTU)</w:t>
       </w:r>
     </w:p>
@@ -1556,55 +1133,35 @@
         <w:pStyle w:val="FirstParagraph"/>
       </w:pPr>
       <w:r>
-        <w:rPr>
-          <w:lang w:val="es-ES"/>
-        </w:rPr>
         <w:t xml:space="preserve">Un PC manda un datagrama IPv4 de</w:t>
       </w:r>
       <w:r>
-        <w:rPr>
-          <w:lang w:val="es-ES"/>
-        </w:rPr>
         <w:t xml:space="preserve"> </w:t>
       </w:r>
       <w:r>
         <w:rPr>
           <w:b/>
           <w:bCs/>
-          <w:lang w:val="es-ES"/>
         </w:rPr>
         <w:t xml:space="preserve">datos 5000 B</w:t>
       </w:r>
       <w:r>
-        <w:rPr>
-          <w:lang w:val="es-ES"/>
-        </w:rPr>
-        <w:t xml:space="preserve"> </w:t>
-      </w:r>
-      <w:r>
-        <w:rPr>
-          <w:lang w:val="es-ES"/>
-        </w:rPr>
+        <w:t xml:space="preserve"> </w:t>
+      </w:r>
+      <w:r>
         <w:t xml:space="preserve">(cabecera 20 B). Primero cruza un enlace Gigabit (MTU 1500) y luego un enlace WAN de</w:t>
       </w:r>
       <w:r>
-        <w:rPr>
-          <w:lang w:val="es-ES"/>
-        </w:rPr>
         <w:t xml:space="preserve"> </w:t>
       </w:r>
       <w:r>
         <w:rPr>
           <w:b/>
           <w:bCs/>
-          <w:lang w:val="es-ES"/>
         </w:rPr>
         <w:t xml:space="preserve">MTU 1000</w:t>
       </w:r>
       <w:r>
-        <w:rPr>
-          <w:lang w:val="es-ES"/>
-        </w:rPr>
         <w:t xml:space="preserve">.</w:t>
       </w:r>
     </w:p>
@@ -1617,35 +1174,22 @@
         </w:numPr>
       </w:pPr>
       <w:r>
-        <w:rPr>
-          <w:lang w:val="es-ES"/>
-        </w:rPr>
         <w:t xml:space="preserve">¿Cuántos fragmentos genera el</w:t>
       </w:r>
       <w:r>
-        <w:rPr>
-          <w:lang w:val="es-ES"/>
-        </w:rPr>
         <w:t xml:space="preserve"> </w:t>
       </w:r>
       <w:r>
         <w:rPr>
           <w:b/>
           <w:bCs/>
-          <w:lang w:val="es-ES"/>
         </w:rPr>
         <w:t xml:space="preserve">primer</w:t>
       </w:r>
       <w:r>
-        <w:rPr>
-          <w:lang w:val="es-ES"/>
-        </w:rPr>
-        <w:t xml:space="preserve"> </w:t>
-      </w:r>
-      <w:r>
-        <w:rPr>
-          <w:lang w:val="es-ES"/>
-        </w:rPr>
+        <w:t xml:space="preserve"> </w:t>
+      </w:r>
+      <w:r>
         <w:t xml:space="preserve">router (o el origen) al salir por el WAN de 1000?</w:t>
       </w:r>
     </w:p>
@@ -1658,9 +1202,6 @@
         </w:numPr>
       </w:pPr>
       <w:r>
-        <w:rPr>
-          <w:lang w:val="es-ES"/>
-        </w:rPr>
         <w:t xml:space="preserve">Indica para cada fragmento: bytes de datos, flag MF y offset (en múltiplos de 8).</w:t>
       </w:r>
     </w:p>
@@ -1673,53 +1214,33 @@
         </w:numPr>
       </w:pPr>
       <w:r>
-        <w:rPr>
-          <w:lang w:val="es-ES"/>
-        </w:rPr>
         <w:t xml:space="preserve">Si el Path MTU Discovery falla porque un firewall bloquea ICMP, ¿qué síntoma típico ves con</w:t>
       </w:r>
       <w:r>
-        <w:rPr>
-          <w:lang w:val="es-ES"/>
-        </w:rPr>
         <w:t xml:space="preserve"> </w:t>
       </w:r>
       <w:r>
         <w:rPr>
           <w:rStyle w:val="VerbatimChar"/>
-          <w:lang w:val="es-ES"/>
         </w:rPr>
         <w:t xml:space="preserve">ping -l 5000</w:t>
       </w:r>
       <w:r>
-        <w:rPr>
-          <w:lang w:val="es-ES"/>
-        </w:rPr>
-        <w:t xml:space="preserve"> </w:t>
-      </w:r>
-      <w:r>
-        <w:rPr>
-          <w:lang w:val="es-ES"/>
-        </w:rPr>
+        <w:t xml:space="preserve"> </w:t>
+      </w:r>
+      <w:r>
         <w:t xml:space="preserve">y con un</w:t>
       </w:r>
       <w:r>
-        <w:rPr>
-          <w:lang w:val="es-ES"/>
-        </w:rPr>
         <w:t xml:space="preserve"> </w:t>
       </w:r>
       <w:r>
         <w:rPr>
           <w:rStyle w:val="VerbatimChar"/>
-          <w:lang w:val="es-ES"/>
         </w:rPr>
         <w:t xml:space="preserve">tracert</w:t>
       </w:r>
       <w:r>
-        <w:rPr>
-          <w:lang w:val="es-ES"/>
-        </w:rPr>
         <w:t xml:space="preserve">?</w:t>
       </w:r>
     </w:p>
@@ -1732,9 +1253,6 @@
         </w:numPr>
       </w:pPr>
       <w:r>
-        <w:rPr>
-          <w:lang w:val="es-ES"/>
-        </w:rPr>
         <w:t xml:space="preserve">En IPv6, ¿podría este mismo router intermedio fragmentar? Justifica en una frase.</w:t>
       </w:r>
     </w:p>
@@ -1746,20 +1264,13 @@
         <w:rPr>
           <w:b/>
           <w:bCs/>
-          <w:lang w:val="es-ES"/>
         </w:rPr>
         <w:t xml:space="preserve">Pista:</w:t>
       </w:r>
       <w:r>
-        <w:rPr>
-          <w:lang w:val="es-ES"/>
-        </w:rPr>
-        <w:t xml:space="preserve"> </w:t>
-      </w:r>
-      <w:r>
-        <w:rPr>
-          <w:lang w:val="es-ES"/>
-        </w:rPr>
+        <w:t xml:space="preserve"> </w:t>
+      </w:r>
+      <w:r>
         <w:t xml:space="preserve">payload útil = MTU − 20; el offset va en múltiplos de 8; MF=0 solo en el último.</w:t>
       </w:r>
     </w:p>
@@ -1770,9 +1281,6 @@
         <w:pStyle w:val="Heading2"/>
       </w:pPr>
       <w:r>
-        <w:rPr>
-          <w:lang w:val="es-ES"/>
-        </w:rPr>
         <w:t xml:space="preserve">10. ARP, Wireshark y capas</w:t>
       </w:r>
     </w:p>
@@ -1781,9 +1289,6 @@
         <w:pStyle w:val="FirstParagraph"/>
       </w:pPr>
       <w:r>
-        <w:rPr>
-          <w:lang w:val="es-ES"/>
-        </w:rPr>
         <w:t xml:space="preserve">Captura en la red local. Se ve, en orden:</w:t>
       </w:r>
     </w:p>
@@ -1796,41 +1301,27 @@
         </w:numPr>
       </w:pPr>
       <w:r>
-        <w:rPr>
-          <w:lang w:val="es-ES"/>
-        </w:rPr>
         <w:t xml:space="preserve">Trama broadcast EtherType</w:t>
       </w:r>
       <w:r>
-        <w:rPr>
-          <w:lang w:val="es-ES"/>
-        </w:rPr>
         <w:t xml:space="preserve"> </w:t>
       </w:r>
       <w:r>
         <w:rPr>
           <w:rStyle w:val="VerbatimChar"/>
-          <w:lang w:val="es-ES"/>
         </w:rPr>
         <w:t xml:space="preserve">0x0806</w:t>
       </w:r>
       <w:r>
-        <w:rPr>
-          <w:lang w:val="es-ES"/>
-        </w:rPr>
         <w:t xml:space="preserve">, mensaje ARP</w:t>
       </w:r>
       <w:r>
-        <w:rPr>
-          <w:lang w:val="es-ES"/>
-        </w:rPr>
         <w:t xml:space="preserve"> </w:t>
       </w:r>
       <w:r>
         <w:rPr>
           <w:i/>
           <w:iCs/>
-          <w:lang w:val="es-ES"/>
         </w:rPr>
         <w:t xml:space="preserve">“who has 192.168.1.1? Tell 192.168.1.50”</w:t>
       </w:r>
@@ -1844,41 +1335,27 @@
         </w:numPr>
       </w:pPr>
       <w:r>
-        <w:rPr>
-          <w:lang w:val="es-ES"/>
-        </w:rPr>
         <w:t xml:space="preserve">Trama unicast EtherType</w:t>
       </w:r>
       <w:r>
-        <w:rPr>
-          <w:lang w:val="es-ES"/>
-        </w:rPr>
         <w:t xml:space="preserve"> </w:t>
       </w:r>
       <w:r>
         <w:rPr>
           <w:rStyle w:val="VerbatimChar"/>
-          <w:lang w:val="es-ES"/>
         </w:rPr>
         <w:t xml:space="preserve">0x0806</w:t>
       </w:r>
       <w:r>
-        <w:rPr>
-          <w:lang w:val="es-ES"/>
-        </w:rPr>
         <w:t xml:space="preserve">, ARP reply</w:t>
       </w:r>
       <w:r>
-        <w:rPr>
-          <w:lang w:val="es-ES"/>
-        </w:rPr>
         <w:t xml:space="preserve"> </w:t>
       </w:r>
       <w:r>
         <w:rPr>
           <w:i/>
           <w:iCs/>
-          <w:lang w:val="es-ES"/>
         </w:rPr>
         <w:t xml:space="preserve">192.168.1.1 is at aa:bb:cc:dd:ee:ff</w:t>
       </w:r>
@@ -1892,34 +1369,21 @@
         </w:numPr>
       </w:pPr>
       <w:r>
-        <w:rPr>
-          <w:lang w:val="es-ES"/>
-        </w:rPr>
         <w:t xml:space="preserve">Trama EtherType</w:t>
       </w:r>
       <w:r>
-        <w:rPr>
-          <w:lang w:val="es-ES"/>
-        </w:rPr>
         <w:t xml:space="preserve"> </w:t>
       </w:r>
       <w:r>
         <w:rPr>
           <w:rStyle w:val="VerbatimChar"/>
-          <w:lang w:val="es-ES"/>
         </w:rPr>
         <w:t xml:space="preserve">0x0800</w:t>
       </w:r>
       <w:r>
-        <w:rPr>
-          <w:lang w:val="es-ES"/>
-        </w:rPr>
-        <w:t xml:space="preserve"> </w:t>
-      </w:r>
-      <w:r>
-        <w:rPr>
-          <w:lang w:val="es-ES"/>
-        </w:rPr>
+        <w:t xml:space="preserve"> </w:t>
+      </w:r>
+      <w:r>
         <w:t xml:space="preserve">ICMP echo request</w:t>
       </w:r>
     </w:p>
@@ -1932,34 +1396,21 @@
         </w:numPr>
       </w:pPr>
       <w:r>
-        <w:rPr>
-          <w:lang w:val="es-ES"/>
-        </w:rPr>
         <w:t xml:space="preserve">Trama EtherType</w:t>
       </w:r>
       <w:r>
-        <w:rPr>
-          <w:lang w:val="es-ES"/>
-        </w:rPr>
         <w:t xml:space="preserve"> </w:t>
       </w:r>
       <w:r>
         <w:rPr>
           <w:rStyle w:val="VerbatimChar"/>
-          <w:lang w:val="es-ES"/>
         </w:rPr>
         <w:t xml:space="preserve">0x0800</w:t>
       </w:r>
       <w:r>
-        <w:rPr>
-          <w:lang w:val="es-ES"/>
-        </w:rPr>
-        <w:t xml:space="preserve"> </w:t>
-      </w:r>
-      <w:r>
-        <w:rPr>
-          <w:lang w:val="es-ES"/>
-        </w:rPr>
+        <w:t xml:space="preserve"> </w:t>
+      </w:r>
+      <w:r>
         <w:t xml:space="preserve">ICMP echo reply</w:t>
       </w:r>
     </w:p>
@@ -1972,9 +1423,6 @@
         </w:numPr>
       </w:pPr>
       <w:r>
-        <w:rPr>
-          <w:lang w:val="es-ES"/>
-        </w:rPr>
         <w:t xml:space="preserve">¿Por qué el ICMP (capa 3) necesita esos dos pasos ARP antes?</w:t>
       </w:r>
     </w:p>
@@ -1987,47 +1435,28 @@
         </w:numPr>
       </w:pPr>
       <w:r>
-        <w:rPr>
-          <w:lang w:val="es-ES"/>
-        </w:rPr>
         <w:t xml:space="preserve">Si en el paso 2</w:t>
       </w:r>
       <w:r>
-        <w:rPr>
-          <w:lang w:val="es-ES"/>
-        </w:rPr>
         <w:t xml:space="preserve"> </w:t>
       </w:r>
       <w:r>
         <w:rPr>
           <w:b/>
           <w:bCs/>
-          <w:lang w:val="es-ES"/>
         </w:rPr>
         <w:t xml:space="preserve">no hay reply</w:t>
       </w:r>
       <w:r>
-        <w:rPr>
-          <w:lang w:val="es-ES"/>
-        </w:rPr>
         <w:t xml:space="preserve">, ¿en qué capa falla la comunicación siguiente y por qué el ping no sale</w:t>
       </w:r>
       <w:r>
-        <w:rPr>
-          <w:lang w:val="es-ES"/>
-        </w:rPr>
-        <w:t xml:space="preserve"> </w:t>
-      </w:r>
-      <w:r>
-        <w:rPr>
-          <w:lang w:val="es-ES"/>
-        </w:rPr>
+        <w:t xml:space="preserve"> </w:t>
+      </w:r>
+      <w:r>
         <w:t xml:space="preserve">“por la puerta”</w:t>
       </w:r>
       <w:r>
-        <w:rPr>
-          <w:lang w:val="es-ES"/>
-        </w:rPr>
         <w:t xml:space="preserve">?</w:t>
       </w:r>
     </w:p>
@@ -2040,47 +1469,30 @@
         </w:numPr>
       </w:pPr>
       <w:r>
-        <w:rPr>
-          <w:lang w:val="es-ES"/>
-        </w:rPr>
         <w:t xml:space="preserve">El PC ve la MAC del gateway en</w:t>
       </w:r>
       <w:r>
-        <w:rPr>
-          <w:lang w:val="es-ES"/>
-        </w:rPr>
         <w:t xml:space="preserve"> </w:t>
       </w:r>
       <w:r>
         <w:rPr>
           <w:rStyle w:val="VerbatimChar"/>
-          <w:lang w:val="es-ES"/>
         </w:rPr>
         <w:t xml:space="preserve">arp -a</w:t>
       </w:r>
       <w:r>
-        <w:rPr>
-          <w:lang w:val="es-ES"/>
-        </w:rPr>
         <w:t xml:space="preserve">, el ping al gateway funciona, pero falla el ping a</w:t>
       </w:r>
       <w:r>
-        <w:rPr>
-          <w:lang w:val="es-ES"/>
-        </w:rPr>
         <w:t xml:space="preserve"> </w:t>
       </w:r>
       <w:r>
         <w:rPr>
           <w:rStyle w:val="VerbatimChar"/>
-          <w:lang w:val="es-ES"/>
         </w:rPr>
         <w:t xml:space="preserve">8.8.8.8</w:t>
       </w:r>
       <w:r>
-        <w:rPr>
-          <w:lang w:val="es-ES"/>
-        </w:rPr>
         <w:t xml:space="preserve">. ¿Culpas de ARP? ¿De qué síntoma sí?</w:t>
       </w:r>
     </w:p>
@@ -2093,52 +1505,30 @@
         </w:numPr>
       </w:pPr>
       <w:r>
-        <w:rPr>
-          <w:lang w:val="es-ES"/>
-        </w:rPr>
         <w:t xml:space="preserve">El EtherType del ICMP es</w:t>
       </w:r>
       <w:r>
-        <w:rPr>
-          <w:lang w:val="es-ES"/>
-        </w:rPr>
         <w:t xml:space="preserve"> </w:t>
       </w:r>
       <w:r>
         <w:rPr>
           <w:rStyle w:val="VerbatimChar"/>
-          <w:lang w:val="es-ES"/>
         </w:rPr>
         <w:t xml:space="preserve">0x0800</w:t>
       </w:r>
       <w:r>
-        <w:rPr>
-          <w:lang w:val="es-ES"/>
-        </w:rPr>
         <w:t xml:space="preserve">: ¿qué</w:t>
       </w:r>
       <w:r>
-        <w:rPr>
-          <w:lang w:val="es-ES"/>
-        </w:rPr>
-        <w:t xml:space="preserve"> </w:t>
-      </w:r>
-      <w:r>
-        <w:rPr>
-          <w:lang w:val="es-ES"/>
-        </w:rPr>
+        <w:t xml:space="preserve"> </w:t>
+      </w:r>
+      <w:r>
         <w:t xml:space="preserve">“sobre”</w:t>
       </w:r>
       <w:r>
-        <w:rPr>
-          <w:lang w:val="es-ES"/>
-        </w:rPr>
-        <w:t xml:space="preserve"> </w:t>
-      </w:r>
-      <w:r>
-        <w:rPr>
-          <w:lang w:val="es-ES"/>
-        </w:rPr>
+        <w:t xml:space="preserve"> </w:t>
+      </w:r>
+      <w:r>
         <w:t xml:space="preserve">hay dentro de la trama y en qué campo de ese sobre se copian las IPs 192.168.1.50 → 192.168.1.1?</w:t>
       </w:r>
     </w:p>
@@ -2150,44 +1540,25 @@
         <w:rPr>
           <w:b/>
           <w:bCs/>
-          <w:lang w:val="es-ES"/>
         </w:rPr>
         <w:t xml:space="preserve">Pista:</w:t>
       </w:r>
       <w:r>
-        <w:rPr>
-          <w:lang w:val="es-ES"/>
-        </w:rPr>
-        <w:t xml:space="preserve"> </w:t>
-      </w:r>
-      <w:r>
-        <w:rPr>
-          <w:lang w:val="es-ES"/>
-        </w:rPr>
+        <w:t xml:space="preserve"> </w:t>
+      </w:r>
+      <w:r>
         <w:t xml:space="preserve">ARP es el puente IP→MAC solo en la LAN; una vez resuelto, el problema de</w:t>
       </w:r>
       <w:r>
-        <w:rPr>
-          <w:lang w:val="es-ES"/>
-        </w:rPr>
-        <w:t xml:space="preserve"> </w:t>
-      </w:r>
-      <w:r>
-        <w:rPr>
-          <w:lang w:val="es-ES"/>
-        </w:rPr>
+        <w:t xml:space="preserve"> </w:t>
+      </w:r>
+      <w:r>
         <w:t xml:space="preserve">“salir a Internet”</w:t>
       </w:r>
       <w:r>
-        <w:rPr>
-          <w:lang w:val="es-ES"/>
-        </w:rPr>
-        <w:t xml:space="preserve"> </w:t>
-      </w:r>
-      <w:r>
-        <w:rPr>
-          <w:lang w:val="es-ES"/>
-        </w:rPr>
+        <w:t xml:space="preserve"> </w:t>
+      </w:r>
+      <w:r>
         <w:t xml:space="preserve">es otra capa.</w:t>
       </w:r>
     </w:p>

--- a/docx/03-direccionamiento-ip/boletin-U03-avanzado.docx
+++ b/docx/03-direccionamiento-ip/boletin-U03-avanzado.docx
@@ -28,23 +28,23 @@
         </w:p>
       </w:sdtContent>
     </w:sdt>
-    <w:bookmarkStart w:id="9" w:name="boletín-ud3-avanzado"/>
+    <w:bookmarkStart w:id="9" w:name="boletín-de-direccionamiento-ip-avanzado"/>
     <w:p>
       <w:pPr>
         <w:pStyle w:val="Heading1"/>
       </w:pPr>
       <w:r>
-        <w:t xml:space="preserve">Boletín UD3 — Avanzado</w:t>
+        <w:t xml:space="preserve">Boletín de Direccionamiento IP — Avanzado</w:t>
       </w:r>
     </w:p>
     <w:bookmarkEnd w:id="9"/>
-    <w:bookmarkStart w:id="20" w:name="boletín-ud3-avanzado-1"/>
+    <w:bookmarkStart w:id="20" w:name="X64321d29cae2848115d205e44873d7e2e910031"/>
     <w:p>
       <w:pPr>
         <w:pStyle w:val="Heading1"/>
       </w:pPr>
       <w:r>
-        <w:t xml:space="preserve">📝 Boletín UD3 — Avanzado</w:t>
+        <w:t xml:space="preserve">📝 Boletín de Direccionamiento IP — Avanzado</w:t>
       </w:r>
     </w:p>
     <w:p>

--- a/docx/03-direccionamiento-ip/boletin-U03-avanzado.docx
+++ b/docx/03-direccionamiento-ip/boletin-U03-avanzado.docx
@@ -1174,104 +1174,88 @@
         </w:numPr>
       </w:pPr>
       <w:r>
-        <w:t xml:space="preserve">¿Cuántos fragmentos genera el</w:t>
-      </w:r>
-      <w:r>
-        <w:t xml:space="preserve"> </w:t>
-      </w:r>
+        <w:t xml:space="preserve">¿Cuántos fragmentos genera el PC al salir por el enlace Gigabit (MTU 1500)?</w:t>
+      </w:r>
+    </w:p>
+    <w:p>
+      <w:pPr>
+        <w:pStyle w:val="Compact"/>
+        <w:numPr>
+          <w:ilvl w:val="0"/>
+          <w:numId w:val="1011"/>
+        </w:numPr>
+      </w:pPr>
+      <w:r>
+        <w:t xml:space="preserve">Cuando esos fragmentos llegan al router y salen por el WAN (MTU 1000), los vuelve a trocear. Indica cuántos fragmentos salen en total y, para cada uno: bytes de datos, MF y offset (en múltiplos de 8).</w:t>
+      </w:r>
+    </w:p>
+    <w:p>
+      <w:pPr>
+        <w:pStyle w:val="Compact"/>
+        <w:numPr>
+          <w:ilvl w:val="0"/>
+          <w:numId w:val="1011"/>
+        </w:numPr>
+      </w:pPr>
+      <w:r>
+        <w:t xml:space="preserve">Si el Path MTU Discovery falla porque un firewall bloquea ICMP, ¿qué síntoma típico ves con</w:t>
+      </w:r>
+      <w:r>
+        <w:t xml:space="preserve"> </w:t>
+      </w:r>
+      <w:r>
+        <w:rPr>
+          <w:rStyle w:val="VerbatimChar"/>
+        </w:rPr>
+        <w:t xml:space="preserve">ping -l 5000</w:t>
+      </w:r>
+      <w:r>
+        <w:t xml:space="preserve"> </w:t>
+      </w:r>
+      <w:r>
+        <w:t xml:space="preserve">y con un</w:t>
+      </w:r>
+      <w:r>
+        <w:t xml:space="preserve"> </w:t>
+      </w:r>
+      <w:r>
+        <w:rPr>
+          <w:rStyle w:val="VerbatimChar"/>
+        </w:rPr>
+        <w:t xml:space="preserve">tracert</w:t>
+      </w:r>
+      <w:r>
+        <w:t xml:space="preserve">?</w:t>
+      </w:r>
+    </w:p>
+    <w:p>
+      <w:pPr>
+        <w:pStyle w:val="Compact"/>
+        <w:numPr>
+          <w:ilvl w:val="0"/>
+          <w:numId w:val="1011"/>
+        </w:numPr>
+      </w:pPr>
+      <w:r>
+        <w:t xml:space="preserve">En IPv6, ¿podría este mismo router intermedio fragmentar? Justifica en una frase.</w:t>
+      </w:r>
+    </w:p>
+    <w:p>
+      <w:pPr>
+        <w:pStyle w:val="FirstParagraph"/>
+      </w:pPr>
       <w:r>
         <w:rPr>
           <w:b/>
           <w:bCs/>
         </w:rPr>
-        <w:t xml:space="preserve">primer</w:t>
-      </w:r>
-      <w:r>
-        <w:t xml:space="preserve"> </w:t>
-      </w:r>
-      <w:r>
-        <w:t xml:space="preserve">router (o el origen) al salir por el WAN de 1000?</w:t>
-      </w:r>
-    </w:p>
-    <w:p>
-      <w:pPr>
-        <w:pStyle w:val="Compact"/>
-        <w:numPr>
-          <w:ilvl w:val="0"/>
-          <w:numId w:val="1011"/>
-        </w:numPr>
-      </w:pPr>
-      <w:r>
-        <w:t xml:space="preserve">Indica para cada fragmento: bytes de datos, flag MF y offset (en múltiplos de 8).</w:t>
-      </w:r>
-    </w:p>
-    <w:p>
-      <w:pPr>
-        <w:pStyle w:val="Compact"/>
-        <w:numPr>
-          <w:ilvl w:val="0"/>
-          <w:numId w:val="1011"/>
-        </w:numPr>
-      </w:pPr>
-      <w:r>
-        <w:t xml:space="preserve">Si el Path MTU Discovery falla porque un firewall bloquea ICMP, ¿qué síntoma típico ves con</w:t>
-      </w:r>
-      <w:r>
-        <w:t xml:space="preserve"> </w:t>
-      </w:r>
-      <w:r>
-        <w:rPr>
-          <w:rStyle w:val="VerbatimChar"/>
-        </w:rPr>
-        <w:t xml:space="preserve">ping -l 5000</w:t>
-      </w:r>
-      <w:r>
-        <w:t xml:space="preserve"> </w:t>
-      </w:r>
-      <w:r>
-        <w:t xml:space="preserve">y con un</w:t>
-      </w:r>
-      <w:r>
-        <w:t xml:space="preserve"> </w:t>
-      </w:r>
-      <w:r>
-        <w:rPr>
-          <w:rStyle w:val="VerbatimChar"/>
-        </w:rPr>
-        <w:t xml:space="preserve">tracert</w:t>
-      </w:r>
-      <w:r>
-        <w:t xml:space="preserve">?</w:t>
-      </w:r>
-    </w:p>
-    <w:p>
-      <w:pPr>
-        <w:pStyle w:val="Compact"/>
-        <w:numPr>
-          <w:ilvl w:val="0"/>
-          <w:numId w:val="1011"/>
-        </w:numPr>
-      </w:pPr>
-      <w:r>
-        <w:t xml:space="preserve">En IPv6, ¿podría este mismo router intermedio fragmentar? Justifica en una frase.</w:t>
-      </w:r>
-    </w:p>
-    <w:p>
-      <w:pPr>
-        <w:pStyle w:val="FirstParagraph"/>
-      </w:pPr>
-      <w:r>
-        <w:rPr>
-          <w:b/>
-          <w:bCs/>
-        </w:rPr>
         <w:t xml:space="preserve">Pista:</w:t>
       </w:r>
       <w:r>
         <w:t xml:space="preserve"> </w:t>
       </w:r>
       <w:r>
-        <w:t xml:space="preserve">payload útil = MTU − 20; el offset va en múltiplos de 8; MF=0 solo en el último.</w:t>
+        <w:t xml:space="preserve">payload útil = MTU − 20 (y si no es múltiplo de 8, baja al múltiplo de 8 inferior); el offset va en múltiplos de 8; MF=0 solo en el último. Ojo: los fragmentos que salen del origen ya llevan su offset asignado; en el WAN solo se vuelven a trocear los que sigan siendo más grandes que el payload cabible.</w:t>
       </w:r>
     </w:p>
     <w:bookmarkEnd w:id="18"/>
